--- a/arb/docx/017.content.docx
+++ b/arb/docx/017.content.docx
@@ -22,7 +22,7 @@
         <w:rPr>
           <w:lang w:val="ar_AE" w:bidi="ar_AE"/>
         </w:rPr>
-        <w:t>Resource: قاموس الكتاب المقدس (تينديل)</w:t>
+        <w:t>Resource: Tyndale Open Bible Dictionary</w:t>
       </w:r>
       <w:r>
         <w:rPr>
@@ -122,7 +122,7 @@
         <w:rPr>
           <w:lang w:val="ar_AE" w:bidi="ar_AE"/>
         </w:rPr>
-        <w:t>قاموس الكتاب المقدس (تينديل)</w:t>
+        <w:t>Tyndale Open Bible Dictionary</w:t>
       </w:r>
     </w:p>
     <w:p>

--- a/arb/docx/017.content.docx
+++ b/arb/docx/017.content.docx
@@ -22,7 +22,7 @@
         <w:rPr>
           <w:lang w:val="ar_AE" w:bidi="ar_AE"/>
         </w:rPr>
-        <w:t>Resource: Tyndale Open Bible Dictionary</w:t>
+        <w:t>Resource: Aquifer Open Bible Dictionary</w:t>
       </w:r>
       <w:r>
         <w:rPr>
@@ -122,7 +122,7 @@
         <w:rPr>
           <w:lang w:val="ar_AE" w:bidi="ar_AE"/>
         </w:rPr>
-        <w:t>Tyndale Open Bible Dictionary</w:t>
+        <w:t>Aquifer Open Bible Dictionary</w:t>
       </w:r>
     </w:p>
     <w:p>

--- a/arb/docx/017.content.docx
+++ b/arb/docx/017.content.docx
@@ -9,6 +9,8 @@
       </w:pPr>
       <w:r>
         <w:rPr>
+          <w:rtl/>
+          <w:cs/>
           <w:lang w:val="ar_AE" w:bidi="ar_AE"/>
         </w:rPr>
       </w:r>
@@ -20,12 +22,16 @@
       </w:pPr>
       <w:r>
         <w:rPr>
+          <w:rtl/>
+          <w:cs/>
           <w:lang w:val="ar_AE" w:bidi="ar_AE"/>
         </w:rPr>
         <w:t>Resource: Aquifer Open Bible Dictionary</w:t>
       </w:r>
       <w:r>
         <w:rPr>
+          <w:rtl/>
+          <w:cs/>
           <w:lang w:val="ar_AE" w:bidi="ar_AE"/>
         </w:rPr>
       </w:r>
@@ -36,12 +42,16 @@
       </w:pPr>
       <w:r>
         <w:rPr>
+          <w:rtl/>
+          <w:cs/>
           <w:lang w:val="ar_AE" w:bidi="ar_AE"/>
         </w:rPr>
       </w:r>
       <w:r>
         <w:rPr>
           <w:b/>
+          <w:rtl/>
+          <w:cs/>
           <w:lang w:val="ar_AE" w:bidi="ar_AE"/>
         </w:rPr>
         <w:t>Aquifer Open Bible Dictionary</w:t>
@@ -53,35 +63,47 @@
       </w:pPr>
       <w:r>
         <w:rPr>
-          <w:lang w:val="ar_AE" w:bidi="ar_AE"/>
-        </w:rPr>
-      </w:r>
-      <w:r>
-        <w:rPr>
+          <w:rtl/>
+          <w:cs/>
+          <w:lang w:val="ar_AE" w:bidi="ar_AE"/>
+        </w:rPr>
+      </w:r>
+      <w:r>
+        <w:rPr>
+          <w:rtl/>
+          <w:cs/>
           <w:lang w:val="ar_AE" w:bidi="ar_AE"/>
         </w:rPr>
         <w:t xml:space="preserve">This work is an adaptation of </w:t>
       </w:r>
       <w:r>
         <w:rPr>
+          <w:rtl/>
+          <w:cs/>
           <w:lang w:val="ar_AE" w:bidi="ar_AE"/>
         </w:rPr>
         <w:t>Tyndale Open Bible Dictionary</w:t>
       </w:r>
       <w:r>
         <w:rPr>
+          <w:rtl/>
+          <w:cs/>
           <w:lang w:val="ar_AE" w:bidi="ar_AE"/>
         </w:rPr>
         <w:t xml:space="preserve"> © 2023 Tyndale House Publishers, licensed under the CC BY-SA 4.0 license. The adaptation, </w:t>
       </w:r>
       <w:r>
         <w:rPr>
+          <w:rtl/>
+          <w:cs/>
           <w:lang w:val="ar_AE" w:bidi="ar_AE"/>
         </w:rPr>
         <w:t>Aquifer Open Bible Dictionary</w:t>
       </w:r>
       <w:r>
         <w:rPr>
+          <w:rtl/>
+          <w:cs/>
           <w:lang w:val="ar_AE" w:bidi="ar_AE"/>
         </w:rPr>
         <w:t>, was created by Mission Mutual and is also licensed under CC BY-SA 4.0.</w:t>
@@ -93,22 +115,30 @@
       </w:pPr>
       <w:r>
         <w:rPr>
-          <w:lang w:val="ar_AE" w:bidi="ar_AE"/>
-        </w:rPr>
-      </w:r>
-      <w:r>
-        <w:rPr>
+          <w:rtl/>
+          <w:cs/>
+          <w:lang w:val="ar_AE" w:bidi="ar_AE"/>
+        </w:rPr>
+      </w:r>
+      <w:r>
+        <w:rPr>
+          <w:rtl/>
+          <w:cs/>
           <w:lang w:val="ar_AE" w:bidi="ar_AE"/>
         </w:rPr>
         <w:t>This resource has been adapted into multiple languages, including English, Tok Pisin, Arabic (عربي), French (Français), Hindi (हिंदी), Indonesian (Bahasa Indonesia), Portuguese (Português), Russian (Русский), Spanish (Español), Swahili (Kiswahili), and Simplified Chinese (简体中文).</w:t>
       </w:r>
       <w:r>
         <w:rPr>
-          <w:lang w:val="ar_AE" w:bidi="ar_AE"/>
-        </w:rPr>
-      </w:r>
-      <w:r>
-        <w:rPr>
+          <w:rtl/>
+          <w:cs/>
+          <w:lang w:val="ar_AE" w:bidi="ar_AE"/>
+        </w:rPr>
+      </w:r>
+      <w:r>
+        <w:rPr>
+          <w:rtl/>
+          <w:cs/>
           <w:lang w:val="ar_AE" w:bidi="ar_AE"/>
         </w:rPr>
       </w:r>
@@ -120,6 +150,8 @@
       </w:pPr>
       <w:r>
         <w:rPr>
+          <w:rtl/>
+          <w:cs/>
           <w:lang w:val="ar_AE" w:bidi="ar_AE"/>
         </w:rPr>
         <w:t>Aquifer Open Bible Dictionary</w:t>
@@ -149,6 +181,8 @@
       </w:pPr>
       <w:r>
         <w:rPr>
+          <w:rtl/>
+          <w:cs/>
           <w:lang w:val="ar_AE" w:bidi="ar_AE"/>
         </w:rPr>
       </w:r>
@@ -160,12 +194,16 @@
       </w:pPr>
       <w:r>
         <w:rPr>
+          <w:rtl/>
+          <w:cs/>
           <w:lang w:val="ar_AE" w:bidi="ar_AE"/>
         </w:rPr>
         <w:t>ظ</w:t>
       </w:r>
       <w:r>
         <w:rPr>
+          <w:rtl/>
+          <w:cs/>
           <w:lang w:val="ar_AE" w:bidi="ar_AE"/>
         </w:rPr>
       </w:r>
@@ -176,22 +214,30 @@
       </w:pPr>
       <w:r>
         <w:rPr>
-          <w:lang w:val="ar_AE" w:bidi="ar_AE"/>
-        </w:rPr>
-      </w:r>
-      <w:r>
-        <w:rPr>
+          <w:rtl/>
+          <w:cs/>
+          <w:lang w:val="ar_AE" w:bidi="ar_AE"/>
+        </w:rPr>
+      </w:r>
+      <w:r>
+        <w:rPr>
+          <w:rtl/>
+          <w:cs/>
           <w:lang w:val="ar_AE" w:bidi="ar_AE"/>
         </w:rPr>
         <w:t xml:space="preserve"> </w:t>
       </w:r>
       <w:r>
         <w:rPr>
-          <w:lang w:val="ar_AE" w:bidi="ar_AE"/>
-        </w:rPr>
-      </w:r>
-      <w:r>
-        <w:rPr>
+          <w:rtl/>
+          <w:cs/>
+          <w:lang w:val="ar_AE" w:bidi="ar_AE"/>
+        </w:rPr>
+      </w:r>
+      <w:r>
+        <w:rPr>
+          <w:rtl/>
+          <w:cs/>
           <w:lang w:val="ar_AE" w:bidi="ar_AE"/>
         </w:rPr>
       </w:r>
@@ -217,6 +263,8 @@
       </w:pPr>
       <w:r>
         <w:rPr>
+          <w:rtl/>
+          <w:cs/>
           <w:lang w:val="ar_AE" w:bidi="ar_AE"/>
         </w:rPr>
       </w:r>
@@ -228,12 +276,16 @@
       </w:pPr>
       <w:r>
         <w:rPr>
+          <w:rtl/>
+          <w:cs/>
           <w:lang w:val="ar_AE" w:bidi="ar_AE"/>
         </w:rPr>
         <w:t>الظَّبْي</w:t>
       </w:r>
       <w:r>
         <w:rPr>
+          <w:rtl/>
+          <w:cs/>
           <w:lang w:val="ar_AE" w:bidi="ar_AE"/>
         </w:rPr>
       </w:r>
@@ -244,46 +296,62 @@
       </w:pPr>
       <w:r>
         <w:rPr>
-          <w:lang w:val="ar_AE" w:bidi="ar_AE"/>
-        </w:rPr>
-      </w:r>
-      <w:r>
-        <w:rPr>
+          <w:rtl/>
+          <w:cs/>
+          <w:lang w:val="ar_AE" w:bidi="ar_AE"/>
+        </w:rPr>
+      </w:r>
+      <w:r>
+        <w:rPr>
+          <w:rtl/>
+          <w:cs/>
           <w:lang w:val="ar_AE" w:bidi="ar_AE"/>
         </w:rPr>
         <w:t xml:space="preserve">انظر </w:t>
       </w:r>
       <w:r>
         <w:rPr>
+          <w:rtl/>
+          <w:cs/>
           <w:lang w:val="ar_AE" w:bidi="ar_AE"/>
         </w:rPr>
         <w:t>الحيوانات (الإِيَّلُ؛</w:t>
       </w:r>
       <w:r>
         <w:rPr>
+          <w:rtl/>
+          <w:cs/>
           <w:lang w:val="ar_AE" w:bidi="ar_AE"/>
         </w:rPr>
         <w:t xml:space="preserve"> </w:t>
       </w:r>
       <w:r>
         <w:rPr>
+          <w:rtl/>
+          <w:cs/>
           <w:lang w:val="ar_AE" w:bidi="ar_AE"/>
         </w:rPr>
         <w:t>الغزال)</w:t>
       </w:r>
       <w:r>
         <w:rPr>
+          <w:rtl/>
+          <w:cs/>
           <w:lang w:val="ar_AE" w:bidi="ar_AE"/>
         </w:rPr>
         <w:t>.</w:t>
       </w:r>
       <w:r>
         <w:rPr>
-          <w:lang w:val="ar_AE" w:bidi="ar_AE"/>
-        </w:rPr>
-      </w:r>
-      <w:r>
-        <w:rPr>
+          <w:rtl/>
+          <w:cs/>
+          <w:lang w:val="ar_AE" w:bidi="ar_AE"/>
+        </w:rPr>
+      </w:r>
+      <w:r>
+        <w:rPr>
+          <w:rtl/>
+          <w:cs/>
           <w:lang w:val="ar_AE" w:bidi="ar_AE"/>
         </w:rPr>
       </w:r>
@@ -294,6 +362,8 @@
       </w:pPr>
       <w:r>
         <w:rPr>
+          <w:rtl/>
+          <w:cs/>
           <w:lang w:val="ar_AE" w:bidi="ar_AE"/>
         </w:rPr>
       </w:r>
@@ -305,12 +375,16 @@
       </w:pPr>
       <w:r>
         <w:rPr>
+          <w:rtl/>
+          <w:cs/>
           <w:lang w:val="ar_AE" w:bidi="ar_AE"/>
         </w:rPr>
         <w:t>الظلام- الظلمة</w:t>
       </w:r>
       <w:r>
         <w:rPr>
+          <w:rtl/>
+          <w:cs/>
           <w:lang w:val="ar_AE" w:bidi="ar_AE"/>
         </w:rPr>
       </w:r>
@@ -321,11 +395,15 @@
       </w:pPr>
       <w:r>
         <w:rPr>
-          <w:lang w:val="ar_AE" w:bidi="ar_AE"/>
-        </w:rPr>
-      </w:r>
-      <w:r>
-        <w:rPr>
+          <w:rtl/>
+          <w:cs/>
+          <w:lang w:val="ar_AE" w:bidi="ar_AE"/>
+        </w:rPr>
+      </w:r>
+      <w:r>
+        <w:rPr>
+          <w:rtl/>
+          <w:cs/>
           <w:lang w:val="ar_AE" w:bidi="ar_AE"/>
         </w:rPr>
         <w:t>غياب النور أو الشروق. على الرغم من أن الكتاب المقدس نادراً ما يشير إلى الظلام الحرفي، فإن عددًا من الكلمات المترجمة "الظلام" تُستخدَم بالمعنى المجازي أو المجازي.</w:t>
@@ -337,11 +415,15 @@
       </w:pPr>
       <w:r>
         <w:rPr>
-          <w:lang w:val="ar_AE" w:bidi="ar_AE"/>
-        </w:rPr>
-      </w:r>
-      <w:r>
-        <w:rPr>
+          <w:rtl/>
+          <w:cs/>
+          <w:lang w:val="ar_AE" w:bidi="ar_AE"/>
+        </w:rPr>
+      </w:r>
+      <w:r>
+        <w:rPr>
+          <w:rtl/>
+          <w:cs/>
           <w:lang w:val="ar_AE" w:bidi="ar_AE"/>
         </w:rPr>
         <w:t>عندما خلق الله العالم، لم يكن هناك نور حتى أمر بأن يظهر النور. ثم فرق بين النور ونقيضه، الظلام، الذي دعاه الليل (</w:t>
@@ -349,6 +431,8 @@
       <w:hyperlink r:id="rId13">
         <w:r>
           <w:rPr>
+            <w:rtl/>
+            <w:cs/>
             <w:lang w:val="ar_AE" w:bidi="ar_AE"/>
           </w:rPr>
           <w:rPr>
@@ -360,6 +444,8 @@
       </w:hyperlink>
       <w:r>
         <w:rPr>
+          <w:rtl/>
+          <w:cs/>
           <w:lang w:val="ar_AE" w:bidi="ar_AE"/>
         </w:rPr>
         <w:t>). كما يُذكر الظلام الحرفي في رواية الضربات التي ألحقها الله بمصر؛ كانت الضربة التاسعة ظلمة شديدة يمكن "يُلْمَسُ ٱلظَّلَامُ" (</w:t>
@@ -367,6 +453,8 @@
       <w:hyperlink r:id="rId14">
         <w:r>
           <w:rPr>
+            <w:rtl/>
+            <w:cs/>
             <w:lang w:val="ar_AE" w:bidi="ar_AE"/>
           </w:rPr>
           <w:rPr>
@@ -378,6 +466,8 @@
       </w:hyperlink>
       <w:r>
         <w:rPr>
+          <w:rtl/>
+          <w:cs/>
           <w:lang w:val="ar_AE" w:bidi="ar_AE"/>
         </w:rPr>
         <w:t>). استمر هذا الظلام ثلاثة أيام وكان انتقائيا؛ أينما كان المصريون، كان ظلامًا، لكن أين كان بنو إسرائيل، كان هناك نور. غادر بنو إسرائيل مصر بصحبة سحابة فصلتهم عن عدوهم، ومن الواضح أنها أنارت لبني إسرائيل ولكن أظلمت طريق المصريين (</w:t>
@@ -385,6 +475,8 @@
       <w:hyperlink r:id="rId15">
         <w:r>
           <w:rPr>
+            <w:rtl/>
+            <w:cs/>
             <w:lang w:val="ar_AE" w:bidi="ar_AE"/>
           </w:rPr>
           <w:rPr>
@@ -396,6 +488,8 @@
       </w:hyperlink>
       <w:r>
         <w:rPr>
+          <w:rtl/>
+          <w:cs/>
           <w:lang w:val="ar_AE" w:bidi="ar_AE"/>
         </w:rPr>
         <w:t>). ينوه الكتاب المقدس أن اللصوص أو الزناة في الأغلب يقترفون أفعالهم الشريرة في الظلام أو الليل (</w:t>
@@ -403,6 +497,8 @@
       <w:hyperlink r:id="rId16">
         <w:r>
           <w:rPr>
+            <w:rtl/>
+            <w:cs/>
             <w:lang w:val="ar_AE" w:bidi="ar_AE"/>
           </w:rPr>
           <w:rPr>
@@ -414,6 +510,8 @@
       </w:hyperlink>
       <w:r>
         <w:rPr>
+          <w:rtl/>
+          <w:cs/>
           <w:lang w:val="ar_AE" w:bidi="ar_AE"/>
         </w:rPr>
         <w:t>).</w:t>
@@ -425,11 +523,15 @@
       </w:pPr>
       <w:r>
         <w:rPr>
-          <w:lang w:val="ar_AE" w:bidi="ar_AE"/>
-        </w:rPr>
-      </w:r>
-      <w:r>
-        <w:rPr>
+          <w:rtl/>
+          <w:cs/>
+          <w:lang w:val="ar_AE" w:bidi="ar_AE"/>
+        </w:rPr>
+      </w:r>
+      <w:r>
+        <w:rPr>
+          <w:rtl/>
+          <w:cs/>
           <w:lang w:val="ar_AE" w:bidi="ar_AE"/>
         </w:rPr>
         <w:t>في العهد الجديد، يُستخدَم "الظلام" مرتين بمعناه الحرفي. عند صلب الرب يسوع، لمدة ثلاث ساعات من الظهر إلى الساعة الثالثة، لم يكن هناك نور (</w:t>
@@ -437,6 +539,8 @@
       <w:hyperlink r:id="rId17">
         <w:r>
           <w:rPr>
+            <w:rtl/>
+            <w:cs/>
             <w:lang w:val="ar_AE" w:bidi="ar_AE"/>
           </w:rPr>
           <w:rPr>
@@ -448,6 +552,8 @@
       </w:hyperlink>
       <w:r>
         <w:rPr>
+          <w:rtl/>
+          <w:cs/>
           <w:lang w:val="ar_AE" w:bidi="ar_AE"/>
         </w:rPr>
         <w:t xml:space="preserve">؛ </w:t>
@@ -455,6 +561,8 @@
       <w:hyperlink r:id="rId18">
         <w:r>
           <w:rPr>
+            <w:rtl/>
+            <w:cs/>
             <w:lang w:val="ar_AE" w:bidi="ar_AE"/>
           </w:rPr>
           <w:rPr>
@@ -466,6 +574,8 @@
       </w:hyperlink>
       <w:r>
         <w:rPr>
+          <w:rtl/>
+          <w:cs/>
           <w:lang w:val="ar_AE" w:bidi="ar_AE"/>
         </w:rPr>
         <w:t xml:space="preserve">؛ </w:t>
@@ -473,6 +583,8 @@
       <w:hyperlink r:id="rId19">
         <w:r>
           <w:rPr>
+            <w:rtl/>
+            <w:cs/>
             <w:lang w:val="ar_AE" w:bidi="ar_AE"/>
           </w:rPr>
           <w:rPr>
@@ -484,6 +596,8 @@
       </w:hyperlink>
       <w:r>
         <w:rPr>
+          <w:rtl/>
+          <w:cs/>
           <w:lang w:val="ar_AE" w:bidi="ar_AE"/>
         </w:rPr>
         <w:t>). الإشارة الأخرى هي المجيء الثاني للمسيح، عندما " تُظْلِمُ ٱلشَّمْسُ، وَٱلْقَمَرُ لَا يُعْطِي ضَوْءَهُ" (</w:t>
@@ -491,6 +605,8 @@
       <w:hyperlink r:id="rId20">
         <w:r>
           <w:rPr>
+            <w:rtl/>
+            <w:cs/>
             <w:lang w:val="ar_AE" w:bidi="ar_AE"/>
           </w:rPr>
           <w:rPr>
@@ -502,6 +618,8 @@
       </w:hyperlink>
       <w:r>
         <w:rPr>
+          <w:rtl/>
+          <w:cs/>
           <w:lang w:val="ar_AE" w:bidi="ar_AE"/>
         </w:rPr>
         <w:t>).</w:t>
@@ -513,11 +631,15 @@
       </w:pPr>
       <w:r>
         <w:rPr>
-          <w:lang w:val="ar_AE" w:bidi="ar_AE"/>
-        </w:rPr>
-      </w:r>
-      <w:r>
-        <w:rPr>
+          <w:rtl/>
+          <w:cs/>
+          <w:lang w:val="ar_AE" w:bidi="ar_AE"/>
+        </w:rPr>
+      </w:r>
+      <w:r>
+        <w:rPr>
+          <w:rtl/>
+          <w:cs/>
           <w:lang w:val="ar_AE" w:bidi="ar_AE"/>
         </w:rPr>
         <w:t>تتحدَّث عدة مقاطع كتابية عن ظلام يحيط بالله، ومن الواضح أنه ينتقل من المعنى الحرفي بغياب النور إلى معنى أكثر عمقًا. تحدث الله إلى موسى على جبل سيناء من الضباب (</w:t>
@@ -525,6 +647,8 @@
       <w:hyperlink r:id="rId21">
         <w:r>
           <w:rPr>
+            <w:rtl/>
+            <w:cs/>
             <w:lang w:val="ar_AE" w:bidi="ar_AE"/>
           </w:rPr>
           <w:rPr>
@@ -536,6 +660,8 @@
       </w:hyperlink>
       <w:r>
         <w:rPr>
+          <w:rtl/>
+          <w:cs/>
           <w:lang w:val="ar_AE" w:bidi="ar_AE"/>
         </w:rPr>
         <w:t xml:space="preserve">؛ </w:t>
@@ -543,6 +669,8 @@
       <w:hyperlink r:id="rId22">
         <w:r>
           <w:rPr>
+            <w:rtl/>
+            <w:cs/>
             <w:lang w:val="ar_AE" w:bidi="ar_AE"/>
           </w:rPr>
           <w:rPr>
@@ -554,6 +682,8 @@
       </w:hyperlink>
       <w:r>
         <w:rPr>
+          <w:rtl/>
+          <w:cs/>
           <w:lang w:val="ar_AE" w:bidi="ar_AE"/>
         </w:rPr>
         <w:t>) أو من وسط الظلام (</w:t>
@@ -561,6 +691,8 @@
       <w:hyperlink r:id="rId23">
         <w:r>
           <w:rPr>
+            <w:rtl/>
+            <w:cs/>
             <w:lang w:val="ar_AE" w:bidi="ar_AE"/>
           </w:rPr>
           <w:rPr>
@@ -572,6 +704,8 @@
       </w:hyperlink>
       <w:r>
         <w:rPr>
+          <w:rtl/>
+          <w:cs/>
           <w:lang w:val="ar_AE" w:bidi="ar_AE"/>
         </w:rPr>
         <w:t>). يُصوَّر الظلام على أنه مظال أو سترة حول الله (</w:t>
@@ -579,6 +713,8 @@
       <w:hyperlink r:id="rId24">
         <w:r>
           <w:rPr>
+            <w:rtl/>
+            <w:cs/>
             <w:lang w:val="ar_AE" w:bidi="ar_AE"/>
           </w:rPr>
           <w:rPr>
@@ -590,6 +726,8 @@
       </w:hyperlink>
       <w:r>
         <w:rPr>
+          <w:rtl/>
+          <w:cs/>
           <w:lang w:val="ar_AE" w:bidi="ar_AE"/>
         </w:rPr>
         <w:t xml:space="preserve">؛ </w:t>
@@ -597,6 +735,8 @@
       <w:hyperlink r:id="rId25">
         <w:r>
           <w:rPr>
+            <w:rtl/>
+            <w:cs/>
             <w:lang w:val="ar_AE" w:bidi="ar_AE"/>
           </w:rPr>
           <w:rPr>
@@ -608,6 +748,8 @@
       </w:hyperlink>
       <w:r>
         <w:rPr>
+          <w:rtl/>
+          <w:cs/>
           <w:lang w:val="ar_AE" w:bidi="ar_AE"/>
         </w:rPr>
         <w:t xml:space="preserve">؛ </w:t>
@@ -615,6 +757,8 @@
       <w:hyperlink r:id="rId26">
         <w:r>
           <w:rPr>
+            <w:rtl/>
+            <w:cs/>
             <w:lang w:val="ar_AE" w:bidi="ar_AE"/>
           </w:rPr>
           <w:rPr>
@@ -626,6 +770,8 @@
       </w:hyperlink>
       <w:r>
         <w:rPr>
+          <w:rtl/>
+          <w:cs/>
           <w:lang w:val="ar_AE" w:bidi="ar_AE"/>
         </w:rPr>
         <w:t>). يضع الله حدودًا للنور والظلام (</w:t>
@@ -633,6 +779,8 @@
       <w:hyperlink r:id="rId27">
         <w:r>
           <w:rPr>
+            <w:rtl/>
+            <w:cs/>
             <w:lang w:val="ar_AE" w:bidi="ar_AE"/>
           </w:rPr>
           <w:rPr>
@@ -644,6 +792,8 @@
       </w:hyperlink>
       <w:r>
         <w:rPr>
+          <w:rtl/>
+          <w:cs/>
           <w:lang w:val="ar_AE" w:bidi="ar_AE"/>
         </w:rPr>
         <w:t>)، ويجلب الظلام (</w:t>
@@ -651,6 +801,8 @@
       <w:hyperlink r:id="rId28">
         <w:r>
           <w:rPr>
+            <w:rtl/>
+            <w:cs/>
             <w:lang w:val="ar_AE" w:bidi="ar_AE"/>
           </w:rPr>
           <w:rPr>
@@ -662,6 +814,8 @@
       </w:hyperlink>
       <w:r>
         <w:rPr>
+          <w:rtl/>
+          <w:cs/>
           <w:lang w:val="ar_AE" w:bidi="ar_AE"/>
         </w:rPr>
         <w:t xml:space="preserve">؛ </w:t>
@@ -669,6 +823,8 @@
       <w:hyperlink r:id="rId29">
         <w:r>
           <w:rPr>
+            <w:rtl/>
+            <w:cs/>
             <w:lang w:val="ar_AE" w:bidi="ar_AE"/>
           </w:rPr>
           <w:rPr>
@@ -680,6 +836,8 @@
       </w:hyperlink>
       <w:r>
         <w:rPr>
+          <w:rtl/>
+          <w:cs/>
           <w:lang w:val="ar_AE" w:bidi="ar_AE"/>
         </w:rPr>
         <w:t>)، ويخلق النور والظلام (</w:t>
@@ -687,6 +845,8 @@
       <w:hyperlink r:id="rId30">
         <w:r>
           <w:rPr>
+            <w:rtl/>
+            <w:cs/>
             <w:lang w:val="ar_AE" w:bidi="ar_AE"/>
           </w:rPr>
           <w:rPr>
@@ -698,6 +858,8 @@
       </w:hyperlink>
       <w:r>
         <w:rPr>
+          <w:rtl/>
+          <w:cs/>
           <w:lang w:val="ar_AE" w:bidi="ar_AE"/>
         </w:rPr>
         <w:t>). يسكن الله في الضباب (</w:t>
@@ -705,6 +867,8 @@
       <w:hyperlink r:id="rId31">
         <w:r>
           <w:rPr>
+            <w:rtl/>
+            <w:cs/>
             <w:lang w:val="ar_AE" w:bidi="ar_AE"/>
           </w:rPr>
           <w:rPr>
@@ -716,6 +880,8 @@
       </w:hyperlink>
       <w:r>
         <w:rPr>
+          <w:rtl/>
+          <w:cs/>
           <w:lang w:val="ar_AE" w:bidi="ar_AE"/>
         </w:rPr>
         <w:t xml:space="preserve">؛ </w:t>
@@ -723,6 +889,8 @@
       <w:hyperlink r:id="rId32">
         <w:r>
           <w:rPr>
+            <w:rtl/>
+            <w:cs/>
             <w:lang w:val="ar_AE" w:bidi="ar_AE"/>
           </w:rPr>
           <w:rPr>
@@ -734,6 +902,8 @@
       </w:hyperlink>
       <w:r>
         <w:rPr>
+          <w:rtl/>
+          <w:cs/>
           <w:lang w:val="ar_AE" w:bidi="ar_AE"/>
         </w:rPr>
         <w:t>)، والضباب تحت قدميه (</w:t>
@@ -741,6 +911,8 @@
       <w:hyperlink r:id="rId33">
         <w:r>
           <w:rPr>
+            <w:rtl/>
+            <w:cs/>
             <w:lang w:val="ar_AE" w:bidi="ar_AE"/>
           </w:rPr>
           <w:rPr>
@@ -752,6 +924,8 @@
       </w:hyperlink>
       <w:r>
         <w:rPr>
+          <w:rtl/>
+          <w:cs/>
           <w:lang w:val="ar_AE" w:bidi="ar_AE"/>
         </w:rPr>
         <w:t xml:space="preserve">؛ </w:t>
@@ -759,6 +933,8 @@
       <w:hyperlink r:id="rId34">
         <w:r>
           <w:rPr>
+            <w:rtl/>
+            <w:cs/>
             <w:lang w:val="ar_AE" w:bidi="ar_AE"/>
           </w:rPr>
           <w:rPr>
@@ -770,6 +946,8 @@
       </w:hyperlink>
       <w:r>
         <w:rPr>
+          <w:rtl/>
+          <w:cs/>
           <w:lang w:val="ar_AE" w:bidi="ar_AE"/>
         </w:rPr>
         <w:t>).</w:t>
@@ -781,11 +959,15 @@
       </w:pPr>
       <w:r>
         <w:rPr>
-          <w:lang w:val="ar_AE" w:bidi="ar_AE"/>
-        </w:rPr>
-      </w:r>
-      <w:r>
-        <w:rPr>
+          <w:rtl/>
+          <w:cs/>
+          <w:lang w:val="ar_AE" w:bidi="ar_AE"/>
+        </w:rPr>
+      </w:r>
+      <w:r>
+        <w:rPr>
+          <w:rtl/>
+          <w:cs/>
           <w:lang w:val="ar_AE" w:bidi="ar_AE"/>
         </w:rPr>
         <w:t>تظهر معظم الإشارات المجازية إلى الظلمة في الكتابات الشعرية، مثل سفر أيوب، والمزامير، وإشعياء. عامة، يصور هذه الظلمة الجهل بإرادة الله. معرفة الله هي "النور"؛ ومن هنا، فإن عدم وجود مثل هذه المعرفة هو "الظلمة" (</w:t>
@@ -793,6 +975,8 @@
       <w:hyperlink r:id="rId35">
         <w:r>
           <w:rPr>
+            <w:rtl/>
+            <w:cs/>
             <w:lang w:val="ar_AE" w:bidi="ar_AE"/>
           </w:rPr>
           <w:rPr>
@@ -804,6 +988,8 @@
       </w:hyperlink>
       <w:r>
         <w:rPr>
+          <w:rtl/>
+          <w:cs/>
           <w:lang w:val="ar_AE" w:bidi="ar_AE"/>
         </w:rPr>
         <w:t xml:space="preserve">؛ </w:t>
@@ -811,6 +997,8 @@
       <w:hyperlink r:id="rId36">
         <w:r>
           <w:rPr>
+            <w:rtl/>
+            <w:cs/>
             <w:lang w:val="ar_AE" w:bidi="ar_AE"/>
           </w:rPr>
           <w:rPr>
@@ -822,6 +1010,8 @@
       </w:hyperlink>
       <w:r>
         <w:rPr>
+          <w:rtl/>
+          <w:cs/>
           <w:lang w:val="ar_AE" w:bidi="ar_AE"/>
         </w:rPr>
         <w:t xml:space="preserve">؛ </w:t>
@@ -829,6 +1019,8 @@
       <w:hyperlink r:id="rId37">
         <w:r>
           <w:rPr>
+            <w:rtl/>
+            <w:cs/>
             <w:lang w:val="ar_AE" w:bidi="ar_AE"/>
           </w:rPr>
           <w:rPr>
@@ -840,6 +1032,8 @@
       </w:hyperlink>
       <w:r>
         <w:rPr>
+          <w:rtl/>
+          <w:cs/>
           <w:lang w:val="ar_AE" w:bidi="ar_AE"/>
         </w:rPr>
         <w:t xml:space="preserve">؛ </w:t>
@@ -847,6 +1041,8 @@
       <w:hyperlink r:id="rId38">
         <w:r>
           <w:rPr>
+            <w:rtl/>
+            <w:cs/>
             <w:lang w:val="ar_AE" w:bidi="ar_AE"/>
           </w:rPr>
           <w:rPr>
@@ -858,6 +1054,8 @@
       </w:hyperlink>
       <w:r>
         <w:rPr>
+          <w:rtl/>
+          <w:cs/>
           <w:lang w:val="ar_AE" w:bidi="ar_AE"/>
         </w:rPr>
         <w:t xml:space="preserve">؛ </w:t>
@@ -865,6 +1063,8 @@
       <w:hyperlink r:id="rId39">
         <w:r>
           <w:rPr>
+            <w:rtl/>
+            <w:cs/>
             <w:lang w:val="ar_AE" w:bidi="ar_AE"/>
           </w:rPr>
           <w:rPr>
@@ -876,6 +1076,8 @@
       </w:hyperlink>
       <w:r>
         <w:rPr>
+          <w:rtl/>
+          <w:cs/>
           <w:lang w:val="ar_AE" w:bidi="ar_AE"/>
         </w:rPr>
         <w:t xml:space="preserve">؛ </w:t>
@@ -883,6 +1085,8 @@
       <w:hyperlink r:id="rId40">
         <w:r>
           <w:rPr>
+            <w:rtl/>
+            <w:cs/>
             <w:lang w:val="ar_AE" w:bidi="ar_AE"/>
           </w:rPr>
           <w:rPr>
@@ -894,6 +1098,8 @@
       </w:hyperlink>
       <w:r>
         <w:rPr>
+          <w:rtl/>
+          <w:cs/>
           <w:lang w:val="ar_AE" w:bidi="ar_AE"/>
         </w:rPr>
         <w:t xml:space="preserve">؛ </w:t>
@@ -901,6 +1107,8 @@
       <w:hyperlink r:id="rId41">
         <w:r>
           <w:rPr>
+            <w:rtl/>
+            <w:cs/>
             <w:lang w:val="ar_AE" w:bidi="ar_AE"/>
           </w:rPr>
           <w:rPr>
@@ -912,6 +1120,8 @@
       </w:hyperlink>
       <w:r>
         <w:rPr>
+          <w:rtl/>
+          <w:cs/>
           <w:lang w:val="ar_AE" w:bidi="ar_AE"/>
         </w:rPr>
         <w:t>).</w:t>
@@ -923,11 +1133,15 @@
       </w:pPr>
       <w:r>
         <w:rPr>
-          <w:lang w:val="ar_AE" w:bidi="ar_AE"/>
-        </w:rPr>
-      </w:r>
-      <w:r>
-        <w:rPr>
+          <w:rtl/>
+          <w:cs/>
+          <w:lang w:val="ar_AE" w:bidi="ar_AE"/>
+        </w:rPr>
+      </w:r>
+      <w:r>
+        <w:rPr>
+          <w:rtl/>
+          <w:cs/>
           <w:lang w:val="ar_AE" w:bidi="ar_AE"/>
         </w:rPr>
         <w:t>تحدث أيوب عن الظلمة كونها تعني العدم (</w:t>
@@ -935,6 +1149,8 @@
       <w:hyperlink r:id="rId42">
         <w:r>
           <w:rPr>
+            <w:rtl/>
+            <w:cs/>
             <w:lang w:val="ar_AE" w:bidi="ar_AE"/>
           </w:rPr>
           <w:rPr>
@@ -946,6 +1162,8 @@
       </w:hyperlink>
       <w:r>
         <w:rPr>
+          <w:rtl/>
+          <w:cs/>
           <w:lang w:val="ar_AE" w:bidi="ar_AE"/>
         </w:rPr>
         <w:t>). في شواهد أخرى ترمز الظلمة إلى الموت، أرض الظلال والكآبة، مسكن الأموات بعيدًا عن نور النهار (</w:t>
@@ -953,6 +1171,8 @@
       <w:hyperlink r:id="rId43">
         <w:r>
           <w:rPr>
+            <w:rtl/>
+            <w:cs/>
             <w:lang w:val="ar_AE" w:bidi="ar_AE"/>
           </w:rPr>
           <w:rPr>
@@ -964,6 +1184,8 @@
       </w:hyperlink>
       <w:r>
         <w:rPr>
+          <w:rtl/>
+          <w:cs/>
           <w:lang w:val="ar_AE" w:bidi="ar_AE"/>
         </w:rPr>
         <w:t xml:space="preserve">؛ </w:t>
@@ -971,6 +1193,8 @@
       <w:hyperlink r:id="rId44">
         <w:r>
           <w:rPr>
+            <w:rtl/>
+            <w:cs/>
             <w:lang w:val="ar_AE" w:bidi="ar_AE"/>
           </w:rPr>
           <w:rPr>
@@ -982,6 +1206,8 @@
       </w:hyperlink>
       <w:r>
         <w:rPr>
+          <w:rtl/>
+          <w:cs/>
           <w:lang w:val="ar_AE" w:bidi="ar_AE"/>
         </w:rPr>
         <w:t xml:space="preserve">؛ </w:t>
@@ -989,6 +1215,8 @@
       <w:hyperlink r:id="rId45">
         <w:r>
           <w:rPr>
+            <w:rtl/>
+            <w:cs/>
             <w:lang w:val="ar_AE" w:bidi="ar_AE"/>
           </w:rPr>
           <w:rPr>
@@ -1000,6 +1228,8 @@
       </w:hyperlink>
       <w:r>
         <w:rPr>
+          <w:rtl/>
+          <w:cs/>
           <w:lang w:val="ar_AE" w:bidi="ar_AE"/>
         </w:rPr>
         <w:t xml:space="preserve">؛ </w:t>
@@ -1007,6 +1237,8 @@
       <w:hyperlink r:id="rId46">
         <w:r>
           <w:rPr>
+            <w:rtl/>
+            <w:cs/>
             <w:lang w:val="ar_AE" w:bidi="ar_AE"/>
           </w:rPr>
           <w:rPr>
@@ -1018,6 +1250,8 @@
       </w:hyperlink>
       <w:r>
         <w:rPr>
+          <w:rtl/>
+          <w:cs/>
           <w:lang w:val="ar_AE" w:bidi="ar_AE"/>
         </w:rPr>
         <w:t xml:space="preserve">؛ </w:t>
@@ -1025,6 +1259,8 @@
       <w:hyperlink r:id="rId47">
         <w:r>
           <w:rPr>
+            <w:rtl/>
+            <w:cs/>
             <w:lang w:val="ar_AE" w:bidi="ar_AE"/>
           </w:rPr>
           <w:rPr>
@@ -1036,6 +1272,8 @@
       </w:hyperlink>
       <w:r>
         <w:rPr>
+          <w:rtl/>
+          <w:cs/>
           <w:lang w:val="ar_AE" w:bidi="ar_AE"/>
         </w:rPr>
         <w:t xml:space="preserve">؛ </w:t>
@@ -1043,6 +1281,8 @@
       <w:hyperlink r:id="rId48">
         <w:r>
           <w:rPr>
+            <w:rtl/>
+            <w:cs/>
             <w:lang w:val="ar_AE" w:bidi="ar_AE"/>
           </w:rPr>
           <w:rPr>
@@ -1054,6 +1294,8 @@
       </w:hyperlink>
       <w:r>
         <w:rPr>
+          <w:rtl/>
+          <w:cs/>
           <w:lang w:val="ar_AE" w:bidi="ar_AE"/>
         </w:rPr>
         <w:t>).</w:t>
@@ -1065,11 +1307,15 @@
       </w:pPr>
       <w:r>
         <w:rPr>
-          <w:lang w:val="ar_AE" w:bidi="ar_AE"/>
-        </w:rPr>
-      </w:r>
-      <w:r>
-        <w:rPr>
+          <w:rtl/>
+          <w:cs/>
+          <w:lang w:val="ar_AE" w:bidi="ar_AE"/>
+        </w:rPr>
+      </w:r>
+      <w:r>
+        <w:rPr>
+          <w:rtl/>
+          <w:cs/>
           <w:lang w:val="ar_AE" w:bidi="ar_AE"/>
         </w:rPr>
         <w:t>غالبًا ما تعني الظلمة الضيق والقلق، أو الاضطراب والهلاك الذي يختبره الأشرار (</w:t>
@@ -1077,6 +1323,8 @@
       <w:hyperlink r:id="rId49">
         <w:r>
           <w:rPr>
+            <w:rtl/>
+            <w:cs/>
             <w:lang w:val="ar_AE" w:bidi="ar_AE"/>
           </w:rPr>
           <w:rPr>
@@ -1088,6 +1336,8 @@
       </w:hyperlink>
       <w:r>
         <w:rPr>
+          <w:rtl/>
+          <w:cs/>
           <w:lang w:val="ar_AE" w:bidi="ar_AE"/>
         </w:rPr>
         <w:t xml:space="preserve">؛ </w:t>
@@ -1095,6 +1345,8 @@
       <w:hyperlink r:id="rId50">
         <w:r>
           <w:rPr>
+            <w:rtl/>
+            <w:cs/>
             <w:lang w:val="ar_AE" w:bidi="ar_AE"/>
           </w:rPr>
           <w:rPr>
@@ -1106,6 +1358,8 @@
       </w:hyperlink>
       <w:r>
         <w:rPr>
+          <w:rtl/>
+          <w:cs/>
           <w:lang w:val="ar_AE" w:bidi="ar_AE"/>
         </w:rPr>
         <w:t xml:space="preserve">؛ </w:t>
@@ -1113,6 +1367,8 @@
       <w:hyperlink r:id="rId51">
         <w:r>
           <w:rPr>
+            <w:rtl/>
+            <w:cs/>
             <w:lang w:val="ar_AE" w:bidi="ar_AE"/>
           </w:rPr>
           <w:rPr>
@@ -1124,6 +1380,8 @@
       </w:hyperlink>
       <w:r>
         <w:rPr>
+          <w:rtl/>
+          <w:cs/>
           <w:lang w:val="ar_AE" w:bidi="ar_AE"/>
         </w:rPr>
         <w:t xml:space="preserve">؛ </w:t>
@@ -1131,6 +1389,8 @@
       <w:hyperlink r:id="rId52">
         <w:r>
           <w:rPr>
+            <w:rtl/>
+            <w:cs/>
             <w:lang w:val="ar_AE" w:bidi="ar_AE"/>
           </w:rPr>
           <w:rPr>
@@ -1142,6 +1402,8 @@
       </w:hyperlink>
       <w:r>
         <w:rPr>
+          <w:rtl/>
+          <w:cs/>
           <w:lang w:val="ar_AE" w:bidi="ar_AE"/>
         </w:rPr>
         <w:t xml:space="preserve">؛ </w:t>
@@ -1149,6 +1411,8 @@
       <w:hyperlink r:id="rId53">
         <w:r>
           <w:rPr>
+            <w:rtl/>
+            <w:cs/>
             <w:lang w:val="ar_AE" w:bidi="ar_AE"/>
           </w:rPr>
           <w:rPr>
@@ -1160,6 +1424,8 @@
       </w:hyperlink>
       <w:r>
         <w:rPr>
+          <w:rtl/>
+          <w:cs/>
           <w:lang w:val="ar_AE" w:bidi="ar_AE"/>
         </w:rPr>
         <w:t xml:space="preserve">؛ </w:t>
@@ -1167,6 +1433,8 @@
       <w:hyperlink r:id="rId54">
         <w:r>
           <w:rPr>
+            <w:rtl/>
+            <w:cs/>
             <w:lang w:val="ar_AE" w:bidi="ar_AE"/>
           </w:rPr>
           <w:rPr>
@@ -1178,6 +1446,8 @@
       </w:hyperlink>
       <w:r>
         <w:rPr>
+          <w:rtl/>
+          <w:cs/>
           <w:lang w:val="ar_AE" w:bidi="ar_AE"/>
         </w:rPr>
         <w:t xml:space="preserve">؛ </w:t>
@@ -1185,6 +1455,8 @@
       <w:hyperlink r:id="rId55">
         <w:r>
           <w:rPr>
+            <w:rtl/>
+            <w:cs/>
             <w:lang w:val="ar_AE" w:bidi="ar_AE"/>
           </w:rPr>
           <w:rPr>
@@ -1196,6 +1468,8 @@
       </w:hyperlink>
       <w:r>
         <w:rPr>
+          <w:rtl/>
+          <w:cs/>
           <w:lang w:val="ar_AE" w:bidi="ar_AE"/>
         </w:rPr>
         <w:t xml:space="preserve">؛ </w:t>
@@ -1203,6 +1477,8 @@
       <w:hyperlink r:id="rId56">
         <w:r>
           <w:rPr>
+            <w:rtl/>
+            <w:cs/>
             <w:lang w:val="ar_AE" w:bidi="ar_AE"/>
           </w:rPr>
           <w:rPr>
@@ -1214,6 +1490,8 @@
       </w:hyperlink>
       <w:r>
         <w:rPr>
+          <w:rtl/>
+          <w:cs/>
           <w:lang w:val="ar_AE" w:bidi="ar_AE"/>
         </w:rPr>
         <w:t xml:space="preserve">؛ </w:t>
@@ -1221,6 +1499,8 @@
       <w:hyperlink r:id="rId57">
         <w:r>
           <w:rPr>
+            <w:rtl/>
+            <w:cs/>
             <w:lang w:val="ar_AE" w:bidi="ar_AE"/>
           </w:rPr>
           <w:rPr>
@@ -1232,6 +1512,8 @@
       </w:hyperlink>
       <w:r>
         <w:rPr>
+          <w:rtl/>
+          <w:cs/>
           <w:lang w:val="ar_AE" w:bidi="ar_AE"/>
         </w:rPr>
         <w:t xml:space="preserve">؛ </w:t>
@@ -1239,6 +1521,8 @@
       <w:hyperlink r:id="rId58">
         <w:r>
           <w:rPr>
+            <w:rtl/>
+            <w:cs/>
             <w:lang w:val="ar_AE" w:bidi="ar_AE"/>
           </w:rPr>
           <w:rPr>
@@ -1250,6 +1534,8 @@
       </w:hyperlink>
       <w:r>
         <w:rPr>
+          <w:rtl/>
+          <w:cs/>
           <w:lang w:val="ar_AE" w:bidi="ar_AE"/>
         </w:rPr>
         <w:t>). يُوصَف الفساد الأخلاقي أحيانًا بأنه الظلمة (</w:t>
@@ -1257,6 +1543,8 @@
       <w:hyperlink r:id="rId59">
         <w:r>
           <w:rPr>
+            <w:rtl/>
+            <w:cs/>
             <w:lang w:val="ar_AE" w:bidi="ar_AE"/>
           </w:rPr>
           <w:rPr>
@@ -1268,6 +1556,8 @@
       </w:hyperlink>
       <w:r>
         <w:rPr>
+          <w:rtl/>
+          <w:cs/>
           <w:lang w:val="ar_AE" w:bidi="ar_AE"/>
         </w:rPr>
         <w:t xml:space="preserve">؛ </w:t>
@@ -1275,6 +1565,8 @@
       <w:hyperlink r:id="rId60">
         <w:r>
           <w:rPr>
+            <w:rtl/>
+            <w:cs/>
             <w:lang w:val="ar_AE" w:bidi="ar_AE"/>
           </w:rPr>
           <w:rPr>
@@ -1286,6 +1578,8 @@
       </w:hyperlink>
       <w:r>
         <w:rPr>
+          <w:rtl/>
+          <w:cs/>
           <w:lang w:val="ar_AE" w:bidi="ar_AE"/>
         </w:rPr>
         <w:t xml:space="preserve">؛ </w:t>
@@ -1293,6 +1587,8 @@
       <w:hyperlink r:id="rId61">
         <w:r>
           <w:rPr>
+            <w:rtl/>
+            <w:cs/>
             <w:lang w:val="ar_AE" w:bidi="ar_AE"/>
           </w:rPr>
           <w:rPr>
@@ -1304,6 +1600,8 @@
       </w:hyperlink>
       <w:r>
         <w:rPr>
+          <w:rtl/>
+          <w:cs/>
           <w:lang w:val="ar_AE" w:bidi="ar_AE"/>
         </w:rPr>
         <w:t xml:space="preserve">؛ </w:t>
@@ -1311,6 +1609,8 @@
       <w:hyperlink r:id="rId62">
         <w:r>
           <w:rPr>
+            <w:rtl/>
+            <w:cs/>
             <w:lang w:val="ar_AE" w:bidi="ar_AE"/>
           </w:rPr>
           <w:rPr>
@@ -1322,6 +1622,8 @@
       </w:hyperlink>
       <w:r>
         <w:rPr>
+          <w:rtl/>
+          <w:cs/>
           <w:lang w:val="ar_AE" w:bidi="ar_AE"/>
         </w:rPr>
         <w:t>). في العهد الجديد، الظلمة عمومًا استعارة للفساد الأخلاقي والجهل الروحي (</w:t>
@@ -1329,6 +1631,8 @@
       <w:hyperlink r:id="rId36">
         <w:r>
           <w:rPr>
+            <w:rtl/>
+            <w:cs/>
             <w:lang w:val="ar_AE" w:bidi="ar_AE"/>
           </w:rPr>
           <w:rPr>
@@ -1340,6 +1644,8 @@
       </w:hyperlink>
       <w:r>
         <w:rPr>
+          <w:rtl/>
+          <w:cs/>
           <w:lang w:val="ar_AE" w:bidi="ar_AE"/>
         </w:rPr>
         <w:t xml:space="preserve">؛ </w:t>
@@ -1347,6 +1653,8 @@
       <w:hyperlink r:id="rId63">
         <w:r>
           <w:rPr>
+            <w:rtl/>
+            <w:cs/>
             <w:lang w:val="ar_AE" w:bidi="ar_AE"/>
           </w:rPr>
           <w:rPr>
@@ -1358,6 +1666,8 @@
       </w:hyperlink>
       <w:r>
         <w:rPr>
+          <w:rtl/>
+          <w:cs/>
           <w:lang w:val="ar_AE" w:bidi="ar_AE"/>
         </w:rPr>
         <w:t xml:space="preserve">؛ </w:t>
@@ -1365,6 +1675,8 @@
       <w:hyperlink r:id="rId64">
         <w:r>
           <w:rPr>
+            <w:rtl/>
+            <w:cs/>
             <w:lang w:val="ar_AE" w:bidi="ar_AE"/>
           </w:rPr>
           <w:rPr>
@@ -1376,6 +1688,8 @@
       </w:hyperlink>
       <w:r>
         <w:rPr>
+          <w:rtl/>
+          <w:cs/>
           <w:lang w:val="ar_AE" w:bidi="ar_AE"/>
         </w:rPr>
         <w:t xml:space="preserve">؛ </w:t>
@@ -1383,6 +1697,8 @@
       <w:hyperlink r:id="rId65">
         <w:r>
           <w:rPr>
+            <w:rtl/>
+            <w:cs/>
             <w:lang w:val="ar_AE" w:bidi="ar_AE"/>
           </w:rPr>
           <w:rPr>
@@ -1394,6 +1710,8 @@
       </w:hyperlink>
       <w:r>
         <w:rPr>
+          <w:rtl/>
+          <w:cs/>
           <w:lang w:val="ar_AE" w:bidi="ar_AE"/>
         </w:rPr>
         <w:t xml:space="preserve">؛ </w:t>
@@ -1401,6 +1719,8 @@
       <w:hyperlink r:id="rId66">
         <w:r>
           <w:rPr>
+            <w:rtl/>
+            <w:cs/>
             <w:lang w:val="ar_AE" w:bidi="ar_AE"/>
           </w:rPr>
           <w:rPr>
@@ -1412,6 +1732,8 @@
       </w:hyperlink>
       <w:r>
         <w:rPr>
+          <w:rtl/>
+          <w:cs/>
           <w:lang w:val="ar_AE" w:bidi="ar_AE"/>
         </w:rPr>
         <w:t xml:space="preserve">؛ </w:t>
@@ -1419,6 +1741,8 @@
       <w:hyperlink r:id="rId67">
         <w:r>
           <w:rPr>
+            <w:rtl/>
+            <w:cs/>
             <w:lang w:val="ar_AE" w:bidi="ar_AE"/>
           </w:rPr>
           <w:rPr>
@@ -1430,6 +1754,8 @@
       </w:hyperlink>
       <w:r>
         <w:rPr>
+          <w:rtl/>
+          <w:cs/>
           <w:lang w:val="ar_AE" w:bidi="ar_AE"/>
         </w:rPr>
         <w:t xml:space="preserve">؛ </w:t>
@@ -1437,6 +1763,8 @@
       <w:hyperlink r:id="rId68">
         <w:r>
           <w:rPr>
+            <w:rtl/>
+            <w:cs/>
             <w:lang w:val="ar_AE" w:bidi="ar_AE"/>
           </w:rPr>
           <w:rPr>
@@ -1448,6 +1776,8 @@
       </w:hyperlink>
       <w:r>
         <w:rPr>
+          <w:rtl/>
+          <w:cs/>
           <w:lang w:val="ar_AE" w:bidi="ar_AE"/>
         </w:rPr>
         <w:t>).</w:t>
@@ -1459,11 +1789,15 @@
       </w:pPr>
       <w:r>
         <w:rPr>
-          <w:lang w:val="ar_AE" w:bidi="ar_AE"/>
-        </w:rPr>
-      </w:r>
-      <w:r>
-        <w:rPr>
+          <w:rtl/>
+          <w:cs/>
+          <w:lang w:val="ar_AE" w:bidi="ar_AE"/>
+        </w:rPr>
+      </w:r>
+      <w:r>
+        <w:rPr>
+          <w:rtl/>
+          <w:cs/>
           <w:lang w:val="ar_AE" w:bidi="ar_AE"/>
         </w:rPr>
         <w:t>كان الموضوع الرئيس لأنبياء العهد القديم هو يوم الرب، الذي غالبًا ما يرتبط بالظلمة (</w:t>
@@ -1471,6 +1805,8 @@
       <w:hyperlink r:id="rId69">
         <w:r>
           <w:rPr>
+            <w:rtl/>
+            <w:cs/>
             <w:lang w:val="ar_AE" w:bidi="ar_AE"/>
           </w:rPr>
           <w:rPr>
@@ -1482,6 +1818,8 @@
       </w:hyperlink>
       <w:r>
         <w:rPr>
+          <w:rtl/>
+          <w:cs/>
           <w:lang w:val="ar_AE" w:bidi="ar_AE"/>
         </w:rPr>
         <w:t xml:space="preserve">؛ </w:t>
@@ -1489,6 +1827,8 @@
       <w:hyperlink r:id="rId70">
         <w:r>
           <w:rPr>
+            <w:rtl/>
+            <w:cs/>
             <w:lang w:val="ar_AE" w:bidi="ar_AE"/>
           </w:rPr>
           <w:rPr>
@@ -1500,6 +1840,8 @@
       </w:hyperlink>
       <w:r>
         <w:rPr>
+          <w:rtl/>
+          <w:cs/>
           <w:lang w:val="ar_AE" w:bidi="ar_AE"/>
         </w:rPr>
         <w:t xml:space="preserve">؛ </w:t>
@@ -1507,6 +1849,8 @@
       <w:hyperlink r:id="rId71">
         <w:r>
           <w:rPr>
+            <w:rtl/>
+            <w:cs/>
             <w:lang w:val="ar_AE" w:bidi="ar_AE"/>
           </w:rPr>
           <w:rPr>
@@ -1518,6 +1862,8 @@
       </w:hyperlink>
       <w:r>
         <w:rPr>
+          <w:rtl/>
+          <w:cs/>
           <w:lang w:val="ar_AE" w:bidi="ar_AE"/>
         </w:rPr>
         <w:t xml:space="preserve">؛ </w:t>
@@ -1525,6 +1871,8 @@
       <w:hyperlink r:id="rId72">
         <w:r>
           <w:rPr>
+            <w:rtl/>
+            <w:cs/>
             <w:lang w:val="ar_AE" w:bidi="ar_AE"/>
           </w:rPr>
           <w:rPr>
@@ -1536,6 +1884,8 @@
       </w:hyperlink>
       <w:r>
         <w:rPr>
+          <w:rtl/>
+          <w:cs/>
           <w:lang w:val="ar_AE" w:bidi="ar_AE"/>
         </w:rPr>
         <w:t>). يربط العهد الجديد أيضًا الظلمة والدينونة فيما يتعلق بالمجيء الثاني للمسيح (</w:t>
@@ -1543,6 +1893,8 @@
       <w:hyperlink r:id="rId73">
         <w:r>
           <w:rPr>
+            <w:rtl/>
+            <w:cs/>
             <w:lang w:val="ar_AE" w:bidi="ar_AE"/>
           </w:rPr>
           <w:rPr>
@@ -1554,6 +1906,8 @@
       </w:hyperlink>
       <w:r>
         <w:rPr>
+          <w:rtl/>
+          <w:cs/>
           <w:lang w:val="ar_AE" w:bidi="ar_AE"/>
         </w:rPr>
         <w:t xml:space="preserve">؛ </w:t>
@@ -1561,6 +1915,8 @@
       <w:hyperlink r:id="rId74">
         <w:r>
           <w:rPr>
+            <w:rtl/>
+            <w:cs/>
             <w:lang w:val="ar_AE" w:bidi="ar_AE"/>
           </w:rPr>
           <w:rPr>
@@ -1572,6 +1928,8 @@
       </w:hyperlink>
       <w:r>
         <w:rPr>
+          <w:rtl/>
+          <w:cs/>
           <w:lang w:val="ar_AE" w:bidi="ar_AE"/>
         </w:rPr>
         <w:t xml:space="preserve">؛ </w:t>
@@ -1579,6 +1937,8 @@
       <w:hyperlink r:id="rId75">
         <w:r>
           <w:rPr>
+            <w:rtl/>
+            <w:cs/>
             <w:lang w:val="ar_AE" w:bidi="ar_AE"/>
           </w:rPr>
           <w:rPr>
@@ -1590,6 +1950,8 @@
       </w:hyperlink>
       <w:r>
         <w:rPr>
+          <w:rtl/>
+          <w:cs/>
           <w:lang w:val="ar_AE" w:bidi="ar_AE"/>
         </w:rPr>
         <w:t xml:space="preserve">؛ </w:t>
@@ -1597,6 +1959,8 @@
       <w:hyperlink r:id="rId76">
         <w:r>
           <w:rPr>
+            <w:rtl/>
+            <w:cs/>
             <w:lang w:val="ar_AE" w:bidi="ar_AE"/>
           </w:rPr>
           <w:rPr>
@@ -1608,6 +1972,8 @@
       </w:hyperlink>
       <w:r>
         <w:rPr>
+          <w:rtl/>
+          <w:cs/>
           <w:lang w:val="ar_AE" w:bidi="ar_AE"/>
         </w:rPr>
         <w:t xml:space="preserve">؛ </w:t>
@@ -1615,6 +1981,8 @@
       <w:hyperlink r:id="rId77">
         <w:r>
           <w:rPr>
+            <w:rtl/>
+            <w:cs/>
             <w:lang w:val="ar_AE" w:bidi="ar_AE"/>
           </w:rPr>
           <w:rPr>
@@ -1626,6 +1994,8 @@
       </w:hyperlink>
       <w:r>
         <w:rPr>
+          <w:rtl/>
+          <w:cs/>
           <w:lang w:val="ar_AE" w:bidi="ar_AE"/>
         </w:rPr>
         <w:t>). يُقال إن الذين يعرفون الله يخرجون من الظلمة (</w:t>
@@ -1633,6 +2003,8 @@
       <w:hyperlink r:id="rId78">
         <w:r>
           <w:rPr>
+            <w:rtl/>
+            <w:cs/>
             <w:lang w:val="ar_AE" w:bidi="ar_AE"/>
           </w:rPr>
           <w:rPr>
@@ -1644,6 +2016,8 @@
       </w:hyperlink>
       <w:r>
         <w:rPr>
+          <w:rtl/>
+          <w:cs/>
           <w:lang w:val="ar_AE" w:bidi="ar_AE"/>
         </w:rPr>
         <w:t xml:space="preserve">؛ </w:t>
@@ -1651,6 +2025,8 @@
       <w:hyperlink r:id="rId79">
         <w:r>
           <w:rPr>
+            <w:rtl/>
+            <w:cs/>
             <w:lang w:val="ar_AE" w:bidi="ar_AE"/>
           </w:rPr>
           <w:rPr>
@@ -1662,6 +2038,8 @@
       </w:hyperlink>
       <w:r>
         <w:rPr>
+          <w:rtl/>
+          <w:cs/>
           <w:lang w:val="ar_AE" w:bidi="ar_AE"/>
         </w:rPr>
         <w:t xml:space="preserve">؛ </w:t>
@@ -1669,6 +2047,8 @@
       <w:hyperlink r:id="rId80">
         <w:r>
           <w:rPr>
+            <w:rtl/>
+            <w:cs/>
             <w:lang w:val="ar_AE" w:bidi="ar_AE"/>
           </w:rPr>
           <w:rPr>
@@ -1680,6 +2060,8 @@
       </w:hyperlink>
       <w:r>
         <w:rPr>
+          <w:rtl/>
+          <w:cs/>
           <w:lang w:val="ar_AE" w:bidi="ar_AE"/>
         </w:rPr>
         <w:t>)؛ لا يمكن للظلمة أن تكون مكانًا مخفياً عن الله (</w:t>
@@ -1687,6 +2069,8 @@
       <w:hyperlink r:id="rId81">
         <w:r>
           <w:rPr>
+            <w:rtl/>
+            <w:cs/>
             <w:lang w:val="ar_AE" w:bidi="ar_AE"/>
           </w:rPr>
           <w:rPr>
@@ -1698,6 +2082,8 @@
       </w:hyperlink>
       <w:r>
         <w:rPr>
+          <w:rtl/>
+          <w:cs/>
           <w:lang w:val="ar_AE" w:bidi="ar_AE"/>
         </w:rPr>
         <w:t xml:space="preserve">؛ </w:t>
@@ -1705,6 +2091,8 @@
       <w:hyperlink r:id="rId82">
         <w:r>
           <w:rPr>
+            <w:rtl/>
+            <w:cs/>
             <w:lang w:val="ar_AE" w:bidi="ar_AE"/>
           </w:rPr>
           <w:rPr>
@@ -1716,6 +2104,8 @@
       </w:hyperlink>
       <w:r>
         <w:rPr>
+          <w:rtl/>
+          <w:cs/>
           <w:lang w:val="ar_AE" w:bidi="ar_AE"/>
         </w:rPr>
         <w:t xml:space="preserve">؛ </w:t>
@@ -1723,6 +2113,8 @@
       <w:hyperlink r:id="rId83">
         <w:r>
           <w:rPr>
+            <w:rtl/>
+            <w:cs/>
             <w:lang w:val="ar_AE" w:bidi="ar_AE"/>
           </w:rPr>
           <w:rPr>
@@ -1734,6 +2126,8 @@
       </w:hyperlink>
       <w:r>
         <w:rPr>
+          <w:rtl/>
+          <w:cs/>
           <w:lang w:val="ar_AE" w:bidi="ar_AE"/>
         </w:rPr>
         <w:t>).</w:t>
@@ -1745,41 +2139,55 @@
       </w:pPr>
       <w:r>
         <w:rPr>
+          <w:rtl/>
+          <w:cs/>
           <w:lang w:val="ar_AE" w:bidi="ar_AE"/>
         </w:rPr>
       </w:r>
       <w:r>
         <w:rPr>
           <w:i/>
+          <w:rtl/>
+          <w:cs/>
           <w:lang w:val="ar_AE" w:bidi="ar_AE"/>
         </w:rPr>
         <w:t>انظر أيضًا</w:t>
       </w:r>
       <w:r>
         <w:rPr>
+          <w:rtl/>
+          <w:cs/>
           <w:lang w:val="ar_AE" w:bidi="ar_AE"/>
         </w:rPr>
         <w:t xml:space="preserve"> </w:t>
       </w:r>
       <w:r>
         <w:rPr>
+          <w:rtl/>
+          <w:cs/>
           <w:lang w:val="ar_AE" w:bidi="ar_AE"/>
         </w:rPr>
         <w:t>النور</w:t>
       </w:r>
       <w:r>
         <w:rPr>
+          <w:rtl/>
+          <w:cs/>
           <w:lang w:val="ar_AE" w:bidi="ar_AE"/>
         </w:rPr>
         <w:t>.</w:t>
       </w:r>
       <w:r>
         <w:rPr>
-          <w:lang w:val="ar_AE" w:bidi="ar_AE"/>
-        </w:rPr>
-      </w:r>
-      <w:r>
-        <w:rPr>
+          <w:rtl/>
+          <w:cs/>
+          <w:lang w:val="ar_AE" w:bidi="ar_AE"/>
+        </w:rPr>
+      </w:r>
+      <w:r>
+        <w:rPr>
+          <w:rtl/>
+          <w:cs/>
           <w:lang w:val="ar_AE" w:bidi="ar_AE"/>
         </w:rPr>
       </w:r>
@@ -1790,6 +2198,8 @@
       </w:pPr>
       <w:r>
         <w:rPr>
+          <w:rtl/>
+          <w:cs/>
           <w:lang w:val="ar_AE" w:bidi="ar_AE"/>
         </w:rPr>
       </w:r>
@@ -1801,12 +2211,16 @@
       </w:pPr>
       <w:r>
         <w:rPr>
+          <w:rtl/>
+          <w:cs/>
           <w:lang w:val="ar_AE" w:bidi="ar_AE"/>
         </w:rPr>
         <w:t>الظهور الإلهي (الثيوفانيا)</w:t>
       </w:r>
       <w:r>
         <w:rPr>
+          <w:rtl/>
+          <w:cs/>
           <w:lang w:val="ar_AE" w:bidi="ar_AE"/>
         </w:rPr>
       </w:r>
@@ -1817,11 +2231,15 @@
       </w:pPr>
       <w:r>
         <w:rPr>
-          <w:lang w:val="ar_AE" w:bidi="ar_AE"/>
-        </w:rPr>
-      </w:r>
-      <w:r>
-        <w:rPr>
+          <w:rtl/>
+          <w:cs/>
+          <w:lang w:val="ar_AE" w:bidi="ar_AE"/>
+        </w:rPr>
+      </w:r>
+      <w:r>
+        <w:rPr>
+          <w:rtl/>
+          <w:cs/>
           <w:lang w:val="ar_AE" w:bidi="ar_AE"/>
         </w:rPr>
         <w:t>ظهور أو تجلٍّ لله. أصل الكلمة من اللغة اليونانية: "ثيوس" تعني "الله"، و"فانو" تعني "يظهر".</w:t>
@@ -1833,11 +2251,15 @@
       </w:pPr>
       <w:r>
         <w:rPr>
-          <w:lang w:val="ar_AE" w:bidi="ar_AE"/>
-        </w:rPr>
-      </w:r>
-      <w:r>
-        <w:rPr>
+          <w:rtl/>
+          <w:cs/>
+          <w:lang w:val="ar_AE" w:bidi="ar_AE"/>
+        </w:rPr>
+      </w:r>
+      <w:r>
+        <w:rPr>
+          <w:rtl/>
+          <w:cs/>
           <w:lang w:val="ar_AE" w:bidi="ar_AE"/>
         </w:rPr>
         <w:t>وتشير إلى الحالات التي يظهر فيها الله بشكل مؤقت لكن واضح للبشر. يُعتبر هذا أحد أشكال الوحي الإلهي، حيث يجعل الله نفسه ملموسًا للبشر بطريقة مميزة.</w:t>
@@ -1849,11 +2271,15 @@
       </w:pPr>
       <w:r>
         <w:rPr>
-          <w:lang w:val="ar_AE" w:bidi="ar_AE"/>
-        </w:rPr>
-      </w:r>
-      <w:r>
-        <w:rPr>
+          <w:rtl/>
+          <w:cs/>
+          <w:lang w:val="ar_AE" w:bidi="ar_AE"/>
+        </w:rPr>
+      </w:r>
+      <w:r>
+        <w:rPr>
+          <w:rtl/>
+          <w:cs/>
           <w:lang w:val="ar_AE" w:bidi="ar_AE"/>
         </w:rPr>
         <w:t>وقد أظهر الله نفسه للناس من خلال:</w:t>
@@ -1868,11 +2294,15 @@
       </w:pPr>
       <w:r>
         <w:rPr>
-          <w:lang w:val="ar_AE" w:bidi="ar_AE"/>
-        </w:rPr>
-      </w:r>
-      <w:r>
-        <w:rPr>
+          <w:rtl/>
+          <w:cs/>
+          <w:lang w:val="ar_AE" w:bidi="ar_AE"/>
+        </w:rPr>
+      </w:r>
+      <w:r>
+        <w:rPr>
+          <w:rtl/>
+          <w:cs/>
           <w:lang w:val="ar_AE" w:bidi="ar_AE"/>
         </w:rPr>
         <w:t>رسول خاص يسمى ملاك الرب</w:t>
@@ -1887,11 +2317,15 @@
       </w:pPr>
       <w:r>
         <w:rPr>
-          <w:lang w:val="ar_AE" w:bidi="ar_AE"/>
-        </w:rPr>
-      </w:r>
-      <w:r>
-        <w:rPr>
+          <w:rtl/>
+          <w:cs/>
+          <w:lang w:val="ar_AE" w:bidi="ar_AE"/>
+        </w:rPr>
+      </w:r>
+      <w:r>
+        <w:rPr>
+          <w:rtl/>
+          <w:cs/>
           <w:lang w:val="ar_AE" w:bidi="ar_AE"/>
         </w:rPr>
         <w:t>عمود السحاب في النهار وعمود النار في الليل، الذي قاد بني إسرائيل في البرية</w:t>
@@ -1906,11 +2340,15 @@
       </w:pPr>
       <w:r>
         <w:rPr>
-          <w:lang w:val="ar_AE" w:bidi="ar_AE"/>
-        </w:rPr>
-      </w:r>
-      <w:r>
-        <w:rPr>
+          <w:rtl/>
+          <w:cs/>
+          <w:lang w:val="ar_AE" w:bidi="ar_AE"/>
+        </w:rPr>
+      </w:r>
+      <w:r>
+        <w:rPr>
+          <w:rtl/>
+          <w:cs/>
           <w:lang w:val="ar_AE" w:bidi="ar_AE"/>
         </w:rPr>
         <w:t>مِن خلال الشَكينة، أو حضوره داخل المسكن.</w:t>
@@ -1922,65 +2360,87 @@
       </w:pPr>
       <w:r>
         <w:rPr>
+          <w:rtl/>
+          <w:cs/>
           <w:lang w:val="ar_AE" w:bidi="ar_AE"/>
         </w:rPr>
       </w:r>
       <w:r>
         <w:rPr>
           <w:i/>
+          <w:rtl/>
+          <w:cs/>
           <w:lang w:val="ar_AE" w:bidi="ar_AE"/>
         </w:rPr>
         <w:t>انظر</w:t>
       </w:r>
       <w:r>
         <w:rPr>
+          <w:rtl/>
+          <w:cs/>
           <w:lang w:val="ar_AE" w:bidi="ar_AE"/>
         </w:rPr>
         <w:t xml:space="preserve"> </w:t>
       </w:r>
       <w:r>
         <w:rPr>
+          <w:rtl/>
+          <w:cs/>
           <w:lang w:val="ar_AE" w:bidi="ar_AE"/>
         </w:rPr>
         <w:t>الملاك (ملاك الرب)؛</w:t>
       </w:r>
       <w:r>
         <w:rPr>
+          <w:rtl/>
+          <w:cs/>
           <w:lang w:val="ar_AE" w:bidi="ar_AE"/>
         </w:rPr>
         <w:t xml:space="preserve"> </w:t>
       </w:r>
       <w:r>
         <w:rPr>
+          <w:rtl/>
+          <w:cs/>
           <w:lang w:val="ar_AE" w:bidi="ar_AE"/>
         </w:rPr>
         <w:t>عمود النار والسحاب؛</w:t>
       </w:r>
       <w:r>
         <w:rPr>
+          <w:rtl/>
+          <w:cs/>
           <w:lang w:val="ar_AE" w:bidi="ar_AE"/>
         </w:rPr>
         <w:t xml:space="preserve"> </w:t>
       </w:r>
       <w:r>
         <w:rPr>
+          <w:rtl/>
+          <w:cs/>
           <w:lang w:val="ar_AE" w:bidi="ar_AE"/>
         </w:rPr>
         <w:t>الشَكينة</w:t>
       </w:r>
       <w:r>
         <w:rPr>
+          <w:rtl/>
+          <w:cs/>
           <w:lang w:val="ar_AE" w:bidi="ar_AE"/>
         </w:rPr>
         <w:t>.</w:t>
       </w:r>
       <w:r>
         <w:rPr>
-          <w:lang w:val="ar_AE" w:bidi="ar_AE"/>
-        </w:rPr>
-      </w:r>
-      <w:r>
-        <w:rPr>
+          <w:rtl/>
+          <w:cs/>
+          <w:lang w:val="ar_AE" w:bidi="ar_AE"/>
+        </w:rPr>
+      </w:r>
+      <w:r>
+        <w:rPr>
+          <w:rtl/>
+          <w:cs/>
           <w:lang w:val="ar_AE" w:bidi="ar_AE"/>
         </w:rPr>
       </w:r>
@@ -1991,6 +2451,8 @@
       </w:pPr>
       <w:r>
         <w:rPr>
+          <w:rtl/>
+          <w:cs/>
           <w:lang w:val="ar_AE" w:bidi="ar_AE"/>
         </w:rPr>
       </w:r>
@@ -2002,12 +2464,16 @@
       </w:pPr>
       <w:r>
         <w:rPr>
+          <w:rtl/>
+          <w:cs/>
           <w:lang w:val="ar_AE" w:bidi="ar_AE"/>
         </w:rPr>
         <w:t>ظبي</w:t>
       </w:r>
       <w:r>
         <w:rPr>
+          <w:rtl/>
+          <w:cs/>
           <w:lang w:val="ar_AE" w:bidi="ar_AE"/>
         </w:rPr>
       </w:r>
@@ -2018,11 +2484,15 @@
       </w:pPr>
       <w:r>
         <w:rPr>
-          <w:lang w:val="ar_AE" w:bidi="ar_AE"/>
-        </w:rPr>
-      </w:r>
-      <w:r>
-        <w:rPr>
+          <w:rtl/>
+          <w:cs/>
+          <w:lang w:val="ar_AE" w:bidi="ar_AE"/>
+        </w:rPr>
+      </w:r>
+      <w:r>
+        <w:rPr>
+          <w:rtl/>
+          <w:cs/>
           <w:lang w:val="ar_AE" w:bidi="ar_AE"/>
         </w:rPr>
         <w:t xml:space="preserve">حيوان سريع يشبه الغزال يوجد في </w:t>
@@ -2030,6 +2500,8 @@
       <w:hyperlink r:id="rId84">
         <w:r>
           <w:rPr>
+            <w:rtl/>
+            <w:cs/>
             <w:lang w:val="ar_AE" w:bidi="ar_AE"/>
           </w:rPr>
           <w:rPr>
@@ -2041,6 +2513,8 @@
       </w:hyperlink>
       <w:r>
         <w:rPr>
+          <w:rtl/>
+          <w:cs/>
           <w:lang w:val="ar_AE" w:bidi="ar_AE"/>
         </w:rPr>
         <w:t xml:space="preserve"> و</w:t>
@@ -2048,6 +2522,8 @@
       <w:hyperlink r:id="rId85">
         <w:r>
           <w:rPr>
+            <w:rtl/>
+            <w:cs/>
             <w:lang w:val="ar_AE" w:bidi="ar_AE"/>
           </w:rPr>
           <w:rPr>
@@ -2059,6 +2535,8 @@
       </w:hyperlink>
       <w:r>
         <w:rPr>
+          <w:rtl/>
+          <w:cs/>
           <w:lang w:val="ar_AE" w:bidi="ar_AE"/>
         </w:rPr>
         <w:t xml:space="preserve">. </w:t>
@@ -2066,35 +2544,47 @@
       <w:r>
         <w:rPr>
           <w:b/>
+          <w:rtl/>
+          <w:cs/>
           <w:lang w:val="ar_AE" w:bidi="ar_AE"/>
         </w:rPr>
         <w:t>انظر</w:t>
       </w:r>
       <w:r>
         <w:rPr>
+          <w:rtl/>
+          <w:cs/>
           <w:lang w:val="ar_AE" w:bidi="ar_AE"/>
         </w:rPr>
         <w:t xml:space="preserve"> </w:t>
       </w:r>
       <w:r>
         <w:rPr>
+          <w:rtl/>
+          <w:cs/>
           <w:lang w:val="ar_AE" w:bidi="ar_AE"/>
         </w:rPr>
         <w:t>الحيوانات</w:t>
       </w:r>
       <w:r>
         <w:rPr>
+          <w:rtl/>
+          <w:cs/>
           <w:lang w:val="ar_AE" w:bidi="ar_AE"/>
         </w:rPr>
         <w:t>.</w:t>
       </w:r>
       <w:r>
         <w:rPr>
-          <w:lang w:val="ar_AE" w:bidi="ar_AE"/>
-        </w:rPr>
-      </w:r>
-      <w:r>
-        <w:rPr>
+          <w:rtl/>
+          <w:cs/>
+          <w:lang w:val="ar_AE" w:bidi="ar_AE"/>
+        </w:rPr>
+      </w:r>
+      <w:r>
+        <w:rPr>
+          <w:rtl/>
+          <w:cs/>
           <w:lang w:val="ar_AE" w:bidi="ar_AE"/>
         </w:rPr>
       </w:r>
@@ -2105,6 +2595,8 @@
       </w:pPr>
       <w:r>
         <w:rPr>
+          <w:rtl/>
+          <w:cs/>
           <w:lang w:val="ar_AE" w:bidi="ar_AE"/>
         </w:rPr>
       </w:r>
@@ -2116,12 +2608,16 @@
       </w:pPr>
       <w:r>
         <w:rPr>
+          <w:rtl/>
+          <w:cs/>
           <w:lang w:val="ar_AE" w:bidi="ar_AE"/>
         </w:rPr>
         <w:t>ظِبْيَا</w:t>
       </w:r>
       <w:r>
         <w:rPr>
+          <w:rtl/>
+          <w:cs/>
           <w:lang w:val="ar_AE" w:bidi="ar_AE"/>
         </w:rPr>
       </w:r>
@@ -2134,6 +2630,8 @@
       <w:r>
         <w:rPr>
           <w:b/>
+          <w:rtl/>
+          <w:cs/>
           <w:lang w:val="ar_AE" w:bidi="ar_AE"/>
         </w:rPr>
         <w:t>ظِبْيَا</w:t>
@@ -2145,11 +2643,15 @@
       </w:pPr>
       <w:r>
         <w:rPr>
-          <w:lang w:val="ar_AE" w:bidi="ar_AE"/>
-        </w:rPr>
-      </w:r>
-      <w:r>
-        <w:rPr>
+          <w:rtl/>
+          <w:cs/>
+          <w:lang w:val="ar_AE" w:bidi="ar_AE"/>
+        </w:rPr>
+      </w:r>
+      <w:r>
+        <w:rPr>
+          <w:rtl/>
+          <w:cs/>
           <w:lang w:val="ar_AE" w:bidi="ar_AE"/>
         </w:rPr>
         <w:t>واحدٌ من الأبناء السبعة الذين وُلِدوا لشَحْرَايِمَ من امرأته خُودَشَ (</w:t>
@@ -2157,6 +2659,8 @@
       <w:hyperlink r:id="rId86">
         <w:r>
           <w:rPr>
+            <w:rtl/>
+            <w:cs/>
             <w:lang w:val="ar_AE" w:bidi="ar_AE"/>
           </w:rPr>
           <w:rPr>
@@ -2168,17 +2672,23 @@
       </w:hyperlink>
       <w:r>
         <w:rPr>
+          <w:rtl/>
+          <w:cs/>
           <w:lang w:val="ar_AE" w:bidi="ar_AE"/>
         </w:rPr>
         <w:t>).</w:t>
       </w:r>
       <w:r>
         <w:rPr>
-          <w:lang w:val="ar_AE" w:bidi="ar_AE"/>
-        </w:rPr>
-      </w:r>
-      <w:r>
-        <w:rPr>
+          <w:rtl/>
+          <w:cs/>
+          <w:lang w:val="ar_AE" w:bidi="ar_AE"/>
+        </w:rPr>
+      </w:r>
+      <w:r>
+        <w:rPr>
+          <w:rtl/>
+          <w:cs/>
           <w:lang w:val="ar_AE" w:bidi="ar_AE"/>
         </w:rPr>
       </w:r>
@@ -2189,6 +2699,8 @@
       </w:pPr>
       <w:r>
         <w:rPr>
+          <w:rtl/>
+          <w:cs/>
           <w:lang w:val="ar_AE" w:bidi="ar_AE"/>
         </w:rPr>
       </w:r>
@@ -2200,12 +2712,16 @@
       </w:pPr>
       <w:r>
         <w:rPr>
+          <w:rtl/>
+          <w:cs/>
           <w:lang w:val="ar_AE" w:bidi="ar_AE"/>
         </w:rPr>
         <w:t>ظبية</w:t>
       </w:r>
       <w:r>
         <w:rPr>
+          <w:rtl/>
+          <w:cs/>
           <w:lang w:val="ar_AE" w:bidi="ar_AE"/>
         </w:rPr>
       </w:r>
@@ -2216,34 +2732,46 @@
       </w:pPr>
       <w:r>
         <w:rPr>
-          <w:lang w:val="ar_AE" w:bidi="ar_AE"/>
-        </w:rPr>
-      </w:r>
-      <w:r>
-        <w:rPr>
+          <w:rtl/>
+          <w:cs/>
+          <w:lang w:val="ar_AE" w:bidi="ar_AE"/>
+        </w:rPr>
+      </w:r>
+      <w:r>
+        <w:rPr>
+          <w:rtl/>
+          <w:cs/>
           <w:lang w:val="ar_AE" w:bidi="ar_AE"/>
         </w:rPr>
         <w:t xml:space="preserve">اسم حيوان صغير في العمر، عادة ما يكون غزالًا. انظر </w:t>
       </w:r>
       <w:r>
         <w:rPr>
+          <w:rtl/>
+          <w:cs/>
           <w:lang w:val="ar_AE" w:bidi="ar_AE"/>
         </w:rPr>
         <w:t>الحيوانات (الغزال)</w:t>
       </w:r>
       <w:r>
         <w:rPr>
+          <w:rtl/>
+          <w:cs/>
           <w:lang w:val="ar_AE" w:bidi="ar_AE"/>
         </w:rPr>
         <w:t>.</w:t>
       </w:r>
       <w:r>
         <w:rPr>
-          <w:lang w:val="ar_AE" w:bidi="ar_AE"/>
-        </w:rPr>
-      </w:r>
-      <w:r>
-        <w:rPr>
+          <w:rtl/>
+          <w:cs/>
+          <w:lang w:val="ar_AE" w:bidi="ar_AE"/>
+        </w:rPr>
+      </w:r>
+      <w:r>
+        <w:rPr>
+          <w:rtl/>
+          <w:cs/>
           <w:lang w:val="ar_AE" w:bidi="ar_AE"/>
         </w:rPr>
       </w:r>
@@ -2254,6 +2782,8 @@
       </w:pPr>
       <w:r>
         <w:rPr>
+          <w:rtl/>
+          <w:cs/>
           <w:lang w:val="ar_AE" w:bidi="ar_AE"/>
         </w:rPr>
       </w:r>
@@ -2265,12 +2795,16 @@
       </w:pPr>
       <w:r>
         <w:rPr>
+          <w:rtl/>
+          <w:cs/>
           <w:lang w:val="ar_AE" w:bidi="ar_AE"/>
         </w:rPr>
         <w:t>ظَبْيَة</w:t>
       </w:r>
       <w:r>
         <w:rPr>
+          <w:rtl/>
+          <w:cs/>
           <w:lang w:val="ar_AE" w:bidi="ar_AE"/>
         </w:rPr>
       </w:r>
@@ -2281,11 +2815,15 @@
       </w:pPr>
       <w:r>
         <w:rPr>
-          <w:lang w:val="ar_AE" w:bidi="ar_AE"/>
-        </w:rPr>
-      </w:r>
-      <w:r>
-        <w:rPr>
+          <w:rtl/>
+          <w:cs/>
+          <w:lang w:val="ar_AE" w:bidi="ar_AE"/>
+        </w:rPr>
+      </w:r>
+      <w:r>
+        <w:rPr>
+          <w:rtl/>
+          <w:cs/>
           <w:lang w:val="ar_AE" w:bidi="ar_AE"/>
         </w:rPr>
         <w:t>والدة الملك يَهوآش ملِك يَهوذَا، والي كانت من بلدة بئر سبع (</w:t>
@@ -2293,6 +2831,8 @@
       <w:hyperlink r:id="rId87">
         <w:r>
           <w:rPr>
+            <w:rtl/>
+            <w:cs/>
             <w:lang w:val="ar_AE" w:bidi="ar_AE"/>
           </w:rPr>
           <w:rPr>
@@ -2304,6 +2844,8 @@
       </w:hyperlink>
       <w:r>
         <w:rPr>
+          <w:rtl/>
+          <w:cs/>
           <w:lang w:val="ar_AE" w:bidi="ar_AE"/>
         </w:rPr>
         <w:t xml:space="preserve"> </w:t>
@@ -2311,6 +2853,8 @@
       <w:hyperlink r:id="rId88">
         <w:r>
           <w:rPr>
+            <w:rtl/>
+            <w:cs/>
             <w:lang w:val="ar_AE" w:bidi="ar_AE"/>
           </w:rPr>
           <w:rPr>
@@ -2322,17 +2866,23 @@
       </w:hyperlink>
       <w:r>
         <w:rPr>
+          <w:rtl/>
+          <w:cs/>
           <w:lang w:val="ar_AE" w:bidi="ar_AE"/>
         </w:rPr>
         <w:t>).</w:t>
       </w:r>
       <w:r>
         <w:rPr>
-          <w:lang w:val="ar_AE" w:bidi="ar_AE"/>
-        </w:rPr>
-      </w:r>
-      <w:r>
-        <w:rPr>
+          <w:rtl/>
+          <w:cs/>
+          <w:lang w:val="ar_AE" w:bidi="ar_AE"/>
+        </w:rPr>
+      </w:r>
+      <w:r>
+        <w:rPr>
+          <w:rtl/>
+          <w:cs/>
           <w:lang w:val="ar_AE" w:bidi="ar_AE"/>
         </w:rPr>
       </w:r>
@@ -2343,6 +2893,8 @@
       </w:pPr>
       <w:r>
         <w:rPr>
+          <w:rtl/>
+          <w:cs/>
           <w:lang w:val="ar_AE" w:bidi="ar_AE"/>
         </w:rPr>
       </w:r>
@@ -2354,12 +2906,16 @@
       </w:pPr>
       <w:r>
         <w:rPr>
+          <w:rtl/>
+          <w:cs/>
           <w:lang w:val="ar_AE" w:bidi="ar_AE"/>
         </w:rPr>
         <w:t>ظَّبْيَة</w:t>
       </w:r>
       <w:r>
         <w:rPr>
+          <w:rtl/>
+          <w:cs/>
           <w:lang w:val="ar_AE" w:bidi="ar_AE"/>
         </w:rPr>
       </w:r>
@@ -2371,6 +2927,8 @@
       </w:pPr>
       <w:r>
         <w:rPr>
+          <w:rtl/>
+          <w:cs/>
           <w:lang w:val="ar_AE" w:bidi="ar_AE"/>
         </w:rPr>
         <w:t>ظَّبْيَة</w:t>
@@ -2382,11 +2940,15 @@
       </w:pPr>
       <w:r>
         <w:rPr>
-          <w:lang w:val="ar_AE" w:bidi="ar_AE"/>
-        </w:rPr>
-      </w:r>
-      <w:r>
-        <w:rPr>
+          <w:rtl/>
+          <w:cs/>
+          <w:lang w:val="ar_AE" w:bidi="ar_AE"/>
+        </w:rPr>
+      </w:r>
+      <w:r>
+        <w:rPr>
+          <w:rtl/>
+          <w:cs/>
           <w:lang w:val="ar_AE" w:bidi="ar_AE"/>
         </w:rPr>
         <w:t>أنثى الغزال (</w:t>
@@ -2394,6 +2956,8 @@
       <w:hyperlink r:id="rId89">
         <w:r>
           <w:rPr>
+            <w:rtl/>
+            <w:cs/>
             <w:lang w:val="ar_AE" w:bidi="ar_AE"/>
           </w:rPr>
           <w:rPr>
@@ -2405,29 +2969,39 @@
       </w:hyperlink>
       <w:r>
         <w:rPr>
+          <w:rtl/>
+          <w:cs/>
           <w:lang w:val="ar_AE" w:bidi="ar_AE"/>
         </w:rPr>
         <w:t xml:space="preserve">). انظر </w:t>
       </w:r>
       <w:r>
         <w:rPr>
+          <w:rtl/>
+          <w:cs/>
           <w:lang w:val="ar_AE" w:bidi="ar_AE"/>
         </w:rPr>
         <w:t>الحيوانات (الغزال)</w:t>
       </w:r>
       <w:r>
         <w:rPr>
+          <w:rtl/>
+          <w:cs/>
           <w:lang w:val="ar_AE" w:bidi="ar_AE"/>
         </w:rPr>
         <w:t>.</w:t>
       </w:r>
       <w:r>
         <w:rPr>
-          <w:lang w:val="ar_AE" w:bidi="ar_AE"/>
-        </w:rPr>
-      </w:r>
-      <w:r>
-        <w:rPr>
+          <w:rtl/>
+          <w:cs/>
+          <w:lang w:val="ar_AE" w:bidi="ar_AE"/>
+        </w:rPr>
+      </w:r>
+      <w:r>
+        <w:rPr>
+          <w:rtl/>
+          <w:cs/>
           <w:lang w:val="ar_AE" w:bidi="ar_AE"/>
         </w:rPr>
       </w:r>
@@ -2438,6 +3012,8 @@
       </w:pPr>
       <w:r>
         <w:rPr>
+          <w:rtl/>
+          <w:cs/>
           <w:lang w:val="ar_AE" w:bidi="ar_AE"/>
         </w:rPr>
       </w:r>
@@ -2449,12 +3025,16 @@
       </w:pPr>
       <w:r>
         <w:rPr>
+          <w:rtl/>
+          <w:cs/>
           <w:lang w:val="ar_AE" w:bidi="ar_AE"/>
         </w:rPr>
         <w:t>ظفر الطيب</w:t>
       </w:r>
       <w:r>
         <w:rPr>
+          <w:rtl/>
+          <w:cs/>
           <w:lang w:val="ar_AE" w:bidi="ar_AE"/>
         </w:rPr>
       </w:r>
@@ -2465,11 +3045,15 @@
       </w:pPr>
       <w:r>
         <w:rPr>
-          <w:lang w:val="ar_AE" w:bidi="ar_AE"/>
-        </w:rPr>
-      </w:r>
-      <w:r>
-        <w:rPr>
+          <w:rtl/>
+          <w:cs/>
+          <w:lang w:val="ar_AE" w:bidi="ar_AE"/>
+        </w:rPr>
+      </w:r>
+      <w:r>
+        <w:rPr>
+          <w:rtl/>
+          <w:cs/>
           <w:lang w:val="ar_AE" w:bidi="ar_AE"/>
         </w:rPr>
         <w:t>إحدى التوابل العطرية المستخدمة في البخور المقدس في خيمة الاجتماع (</w:t>
@@ -2477,6 +3061,8 @@
       <w:hyperlink r:id="rId90">
         <w:r>
           <w:rPr>
+            <w:rtl/>
+            <w:cs/>
             <w:lang w:val="ar_AE" w:bidi="ar_AE"/>
           </w:rPr>
           <w:rPr>
@@ -2488,17 +3074,23 @@
       </w:hyperlink>
       <w:r>
         <w:rPr>
+          <w:rtl/>
+          <w:cs/>
           <w:lang w:val="ar_AE" w:bidi="ar_AE"/>
         </w:rPr>
         <w:t>). هويتها غير مؤكدة، لكن البعض يقترح أنها مُستخرجة من صدفة نوع معين من المحار الموجود في الهند، والذي يطلق رائحة تشبه المسك عند احتراقه.</w:t>
       </w:r>
       <w:r>
         <w:rPr>
-          <w:lang w:val="ar_AE" w:bidi="ar_AE"/>
-        </w:rPr>
-      </w:r>
-      <w:r>
-        <w:rPr>
+          <w:rtl/>
+          <w:cs/>
+          <w:lang w:val="ar_AE" w:bidi="ar_AE"/>
+        </w:rPr>
+      </w:r>
+      <w:r>
+        <w:rPr>
+          <w:rtl/>
+          <w:cs/>
           <w:lang w:val="ar_AE" w:bidi="ar_AE"/>
         </w:rPr>
       </w:r>
@@ -2509,6 +3101,8 @@
       </w:pPr>
       <w:r>
         <w:rPr>
+          <w:rtl/>
+          <w:cs/>
           <w:lang w:val="ar_AE" w:bidi="ar_AE"/>
         </w:rPr>
       </w:r>
@@ -2520,12 +3114,16 @@
       </w:pPr>
       <w:r>
         <w:rPr>
+          <w:rtl/>
+          <w:cs/>
           <w:lang w:val="ar_AE" w:bidi="ar_AE"/>
         </w:rPr>
         <w:t>ظل عكسي</w:t>
       </w:r>
       <w:r>
         <w:rPr>
+          <w:rtl/>
+          <w:cs/>
           <w:lang w:val="ar_AE" w:bidi="ar_AE"/>
         </w:rPr>
       </w:r>
@@ -2536,11 +3134,15 @@
       </w:pPr>
       <w:r>
         <w:rPr>
-          <w:lang w:val="ar_AE" w:bidi="ar_AE"/>
-        </w:rPr>
-      </w:r>
-      <w:r>
-        <w:rPr>
+          <w:rtl/>
+          <w:cs/>
+          <w:lang w:val="ar_AE" w:bidi="ar_AE"/>
+        </w:rPr>
+      </w:r>
+      <w:r>
+        <w:rPr>
+          <w:rtl/>
+          <w:cs/>
           <w:lang w:val="ar_AE" w:bidi="ar_AE"/>
         </w:rPr>
         <w:t xml:space="preserve">شيء يكمل أو يشرح مثالًا أو رمزًا سابقًا. في دراسة الكتاب المقدس، يعني هذا، كيفية تطابق الأشياء في العهد الجديد وشرحها للأشياء من العهد القديم. </w:t>
@@ -2548,35 +3150,47 @@
       <w:r>
         <w:rPr>
           <w:i/>
+          <w:rtl/>
+          <w:cs/>
           <w:lang w:val="ar_AE" w:bidi="ar_AE"/>
         </w:rPr>
         <w:t>انظر</w:t>
       </w:r>
       <w:r>
         <w:rPr>
+          <w:rtl/>
+          <w:cs/>
           <w:lang w:val="ar_AE" w:bidi="ar_AE"/>
         </w:rPr>
         <w:t xml:space="preserve"> </w:t>
       </w:r>
       <w:r>
         <w:rPr>
+          <w:rtl/>
+          <w:cs/>
           <w:lang w:val="ar_AE" w:bidi="ar_AE"/>
         </w:rPr>
         <w:t>ظل</w:t>
       </w:r>
       <w:r>
         <w:rPr>
+          <w:rtl/>
+          <w:cs/>
           <w:lang w:val="ar_AE" w:bidi="ar_AE"/>
         </w:rPr>
         <w:t>.</w:t>
       </w:r>
       <w:r>
         <w:rPr>
-          <w:lang w:val="ar_AE" w:bidi="ar_AE"/>
-        </w:rPr>
-      </w:r>
-      <w:r>
-        <w:rPr>
+          <w:rtl/>
+          <w:cs/>
+          <w:lang w:val="ar_AE" w:bidi="ar_AE"/>
+        </w:rPr>
+      </w:r>
+      <w:r>
+        <w:rPr>
+          <w:rtl/>
+          <w:cs/>
           <w:lang w:val="ar_AE" w:bidi="ar_AE"/>
         </w:rPr>
       </w:r>
@@ -2587,6 +3201,8 @@
       </w:pPr>
       <w:r>
         <w:rPr>
+          <w:rtl/>
+          <w:cs/>
           <w:lang w:val="ar_AE" w:bidi="ar_AE"/>
         </w:rPr>
       </w:r>
@@ -2598,12 +3214,16 @@
       </w:pPr>
       <w:r>
         <w:rPr>
+          <w:rtl/>
+          <w:cs/>
           <w:lang w:val="ar_AE" w:bidi="ar_AE"/>
         </w:rPr>
         <w:t>ظهورات المسيح</w:t>
       </w:r>
       <w:r>
         <w:rPr>
+          <w:rtl/>
+          <w:cs/>
           <w:lang w:val="ar_AE" w:bidi="ar_AE"/>
         </w:rPr>
       </w:r>
@@ -2614,34 +3234,46 @@
       </w:pPr>
       <w:r>
         <w:rPr>
-          <w:lang w:val="ar_AE" w:bidi="ar_AE"/>
-        </w:rPr>
-      </w:r>
-      <w:r>
-        <w:rPr>
+          <w:rtl/>
+          <w:cs/>
+          <w:lang w:val="ar_AE" w:bidi="ar_AE"/>
+        </w:rPr>
+      </w:r>
+      <w:r>
+        <w:rPr>
+          <w:rtl/>
+          <w:cs/>
           <w:lang w:val="ar_AE" w:bidi="ar_AE"/>
         </w:rPr>
         <w:t xml:space="preserve">الأحداث التي شوهِد فيها يسوع المسيح من شهودٍ من البشر بعد قيامته. انظر </w:t>
       </w:r>
       <w:r>
         <w:rPr>
+          <w:rtl/>
+          <w:cs/>
           <w:lang w:val="ar_AE" w:bidi="ar_AE"/>
         </w:rPr>
         <w:t>القيامة</w:t>
       </w:r>
       <w:r>
         <w:rPr>
+          <w:rtl/>
+          <w:cs/>
           <w:lang w:val="ar_AE" w:bidi="ar_AE"/>
         </w:rPr>
         <w:t>.</w:t>
       </w:r>
       <w:r>
         <w:rPr>
-          <w:lang w:val="ar_AE" w:bidi="ar_AE"/>
-        </w:rPr>
-      </w:r>
-      <w:r>
-        <w:rPr>
+          <w:rtl/>
+          <w:cs/>
+          <w:lang w:val="ar_AE" w:bidi="ar_AE"/>
+        </w:rPr>
+      </w:r>
+      <w:r>
+        <w:rPr>
+          <w:rtl/>
+          <w:cs/>
           <w:lang w:val="ar_AE" w:bidi="ar_AE"/>
         </w:rPr>
       </w:r>

--- a/arb/docx/017.content.docx
+++ b/arb/docx/017.content.docx
@@ -428,20 +428,14 @@
         </w:rPr>
         <w:t>عندما خلق الله العالم، لم يكن هناك نور حتى أمر بأن يظهر النور. ثم فرق بين النور ونقيضه، الظلام، الذي دعاه الليل (</w:t>
       </w:r>
-      <w:hyperlink r:id="rId13">
-        <w:r>
-          <w:rPr>
-            <w:rtl/>
-            <w:cs/>
-            <w:lang w:val="ar_AE" w:bidi="ar_AE"/>
-          </w:rPr>
-          <w:rPr>
-            <w:color w:val="0000EE"/>
-            <w:u w:val="single"/>
-          </w:rPr>
-          <w:t>تكوين 1: 2، 4–5، 18</w:t>
-        </w:r>
-      </w:hyperlink>
+      <w:r>
+        <w:rPr>
+          <w:rtl/>
+          <w:cs/>
+          <w:lang w:val="ar_AE" w:bidi="ar_AE"/>
+        </w:rPr>
+        <w:t>تكوين 1: 2، 4–5، 18</w:t>
+      </w:r>
       <w:r>
         <w:rPr>
           <w:rtl/>
@@ -450,20 +444,14 @@
         </w:rPr>
         <w:t>). كما يُذكر الظلام الحرفي في رواية الضربات التي ألحقها الله بمصر؛ كانت الضربة التاسعة ظلمة شديدة يمكن "يُلْمَسُ ٱلظَّلَامُ" (</w:t>
       </w:r>
-      <w:hyperlink r:id="rId14">
-        <w:r>
-          <w:rPr>
-            <w:rtl/>
-            <w:cs/>
-            <w:lang w:val="ar_AE" w:bidi="ar_AE"/>
-          </w:rPr>
-          <w:rPr>
-            <w:color w:val="0000EE"/>
-            <w:u w:val="single"/>
-          </w:rPr>
-          <w:t>خروج 10: 21–23</w:t>
-        </w:r>
-      </w:hyperlink>
+      <w:r>
+        <w:rPr>
+          <w:rtl/>
+          <w:cs/>
+          <w:lang w:val="ar_AE" w:bidi="ar_AE"/>
+        </w:rPr>
+        <w:t>خروج 10: 21–23</w:t>
+      </w:r>
       <w:r>
         <w:rPr>
           <w:rtl/>
@@ -472,20 +460,14 @@
         </w:rPr>
         <w:t>). استمر هذا الظلام ثلاثة أيام وكان انتقائيا؛ أينما كان المصريون، كان ظلامًا، لكن أين كان بنو إسرائيل، كان هناك نور. غادر بنو إسرائيل مصر بصحبة سحابة فصلتهم عن عدوهم، ومن الواضح أنها أنارت لبني إسرائيل ولكن أظلمت طريق المصريين (</w:t>
       </w:r>
-      <w:hyperlink r:id="rId15">
-        <w:r>
-          <w:rPr>
-            <w:rtl/>
-            <w:cs/>
-            <w:lang w:val="ar_AE" w:bidi="ar_AE"/>
-          </w:rPr>
-          <w:rPr>
-            <w:color w:val="0000EE"/>
-            <w:u w:val="single"/>
-          </w:rPr>
-          <w:t>خروج 14: 20</w:t>
-        </w:r>
-      </w:hyperlink>
+      <w:r>
+        <w:rPr>
+          <w:rtl/>
+          <w:cs/>
+          <w:lang w:val="ar_AE" w:bidi="ar_AE"/>
+        </w:rPr>
+        <w:t>خروج 14: 20</w:t>
+      </w:r>
       <w:r>
         <w:rPr>
           <w:rtl/>
@@ -494,20 +476,14 @@
         </w:rPr>
         <w:t>). ينوه الكتاب المقدس أن اللصوص أو الزناة في الأغلب يقترفون أفعالهم الشريرة في الظلام أو الليل (</w:t>
       </w:r>
-      <w:hyperlink r:id="rId16">
-        <w:r>
-          <w:rPr>
-            <w:rtl/>
-            <w:cs/>
-            <w:lang w:val="ar_AE" w:bidi="ar_AE"/>
-          </w:rPr>
-          <w:rPr>
-            <w:color w:val="0000EE"/>
-            <w:u w:val="single"/>
-          </w:rPr>
-          <w:t>أيوب 24: 16–17</w:t>
-        </w:r>
-      </w:hyperlink>
+      <w:r>
+        <w:rPr>
+          <w:rtl/>
+          <w:cs/>
+          <w:lang w:val="ar_AE" w:bidi="ar_AE"/>
+        </w:rPr>
+        <w:t>أيوب 24: 16–17</w:t>
+      </w:r>
       <w:r>
         <w:rPr>
           <w:rtl/>
@@ -536,20 +512,14 @@
         </w:rPr>
         <w:t>في العهد الجديد، يُستخدَم "الظلام" مرتين بمعناه الحرفي. عند صلب الرب يسوع، لمدة ثلاث ساعات من الظهر إلى الساعة الثالثة، لم يكن هناك نور (</w:t>
       </w:r>
-      <w:hyperlink r:id="rId17">
-        <w:r>
-          <w:rPr>
-            <w:rtl/>
-            <w:cs/>
-            <w:lang w:val="ar_AE" w:bidi="ar_AE"/>
-          </w:rPr>
-          <w:rPr>
-            <w:color w:val="0000EE"/>
-            <w:u w:val="single"/>
-          </w:rPr>
-          <w:t>متى 27: 45</w:t>
-        </w:r>
-      </w:hyperlink>
+      <w:r>
+        <w:rPr>
+          <w:rtl/>
+          <w:cs/>
+          <w:lang w:val="ar_AE" w:bidi="ar_AE"/>
+        </w:rPr>
+        <w:t>متى 27: 45</w:t>
+      </w:r>
       <w:r>
         <w:rPr>
           <w:rtl/>
@@ -558,20 +528,14 @@
         </w:rPr>
         <w:t xml:space="preserve">؛ </w:t>
       </w:r>
-      <w:hyperlink r:id="rId18">
-        <w:r>
-          <w:rPr>
-            <w:rtl/>
-            <w:cs/>
-            <w:lang w:val="ar_AE" w:bidi="ar_AE"/>
-          </w:rPr>
-          <w:rPr>
-            <w:color w:val="0000EE"/>
-            <w:u w:val="single"/>
-          </w:rPr>
-          <w:t>مرقس 15: 33</w:t>
-        </w:r>
-      </w:hyperlink>
+      <w:r>
+        <w:rPr>
+          <w:rtl/>
+          <w:cs/>
+          <w:lang w:val="ar_AE" w:bidi="ar_AE"/>
+        </w:rPr>
+        <w:t>مرقس 15: 33</w:t>
+      </w:r>
       <w:r>
         <w:rPr>
           <w:rtl/>
@@ -580,20 +544,14 @@
         </w:rPr>
         <w:t xml:space="preserve">؛ </w:t>
       </w:r>
-      <w:hyperlink r:id="rId19">
-        <w:r>
-          <w:rPr>
-            <w:rtl/>
-            <w:cs/>
-            <w:lang w:val="ar_AE" w:bidi="ar_AE"/>
-          </w:rPr>
-          <w:rPr>
-            <w:color w:val="0000EE"/>
-            <w:u w:val="single"/>
-          </w:rPr>
-          <w:t>لوقا 23: 44</w:t>
-        </w:r>
-      </w:hyperlink>
+      <w:r>
+        <w:rPr>
+          <w:rtl/>
+          <w:cs/>
+          <w:lang w:val="ar_AE" w:bidi="ar_AE"/>
+        </w:rPr>
+        <w:t>لوقا 23: 44</w:t>
+      </w:r>
       <w:r>
         <w:rPr>
           <w:rtl/>
@@ -602,20 +560,14 @@
         </w:rPr>
         <w:t>). الإشارة الأخرى هي المجيء الثاني للمسيح، عندما " تُظْلِمُ ٱلشَّمْسُ، وَٱلْقَمَرُ لَا يُعْطِي ضَوْءَهُ" (</w:t>
       </w:r>
-      <w:hyperlink r:id="rId20">
-        <w:r>
-          <w:rPr>
-            <w:rtl/>
-            <w:cs/>
-            <w:lang w:val="ar_AE" w:bidi="ar_AE"/>
-          </w:rPr>
-          <w:rPr>
-            <w:color w:val="0000EE"/>
-            <w:u w:val="single"/>
-          </w:rPr>
-          <w:t>متى 24: 29</w:t>
-        </w:r>
-      </w:hyperlink>
+      <w:r>
+        <w:rPr>
+          <w:rtl/>
+          <w:cs/>
+          <w:lang w:val="ar_AE" w:bidi="ar_AE"/>
+        </w:rPr>
+        <w:t>متى 24: 29</w:t>
+      </w:r>
       <w:r>
         <w:rPr>
           <w:rtl/>
@@ -644,20 +596,14 @@
         </w:rPr>
         <w:t>تتحدَّث عدة مقاطع كتابية عن ظلام يحيط بالله، ومن الواضح أنه ينتقل من المعنى الحرفي بغياب النور إلى معنى أكثر عمقًا. تحدث الله إلى موسى على جبل سيناء من الضباب (</w:t>
       </w:r>
-      <w:hyperlink r:id="rId21">
-        <w:r>
-          <w:rPr>
-            <w:rtl/>
-            <w:cs/>
-            <w:lang w:val="ar_AE" w:bidi="ar_AE"/>
-          </w:rPr>
-          <w:rPr>
-            <w:color w:val="0000EE"/>
-            <w:u w:val="single"/>
-          </w:rPr>
-          <w:t>خروج 20: 21</w:t>
-        </w:r>
-      </w:hyperlink>
+      <w:r>
+        <w:rPr>
+          <w:rtl/>
+          <w:cs/>
+          <w:lang w:val="ar_AE" w:bidi="ar_AE"/>
+        </w:rPr>
+        <w:t>خروج 20: 21</w:t>
+      </w:r>
       <w:r>
         <w:rPr>
           <w:rtl/>
@@ -666,20 +612,14 @@
         </w:rPr>
         <w:t xml:space="preserve">؛ </w:t>
       </w:r>
-      <w:hyperlink r:id="rId22">
-        <w:r>
-          <w:rPr>
-            <w:rtl/>
-            <w:cs/>
-            <w:lang w:val="ar_AE" w:bidi="ar_AE"/>
-          </w:rPr>
-          <w:rPr>
-            <w:color w:val="0000EE"/>
-            <w:u w:val="single"/>
-          </w:rPr>
-          <w:t>تثنية 4: 11</w:t>
-        </w:r>
-      </w:hyperlink>
+      <w:r>
+        <w:rPr>
+          <w:rtl/>
+          <w:cs/>
+          <w:lang w:val="ar_AE" w:bidi="ar_AE"/>
+        </w:rPr>
+        <w:t>تثنية 4: 11</w:t>
+      </w:r>
       <w:r>
         <w:rPr>
           <w:rtl/>
@@ -688,20 +628,14 @@
         </w:rPr>
         <w:t>) أو من وسط الظلام (</w:t>
       </w:r>
-      <w:hyperlink r:id="rId23">
-        <w:r>
-          <w:rPr>
-            <w:rtl/>
-            <w:cs/>
-            <w:lang w:val="ar_AE" w:bidi="ar_AE"/>
-          </w:rPr>
-          <w:rPr>
-            <w:color w:val="0000EE"/>
-            <w:u w:val="single"/>
-          </w:rPr>
-          <w:t>تثنية 5: 23</w:t>
-        </w:r>
-      </w:hyperlink>
+      <w:r>
+        <w:rPr>
+          <w:rtl/>
+          <w:cs/>
+          <w:lang w:val="ar_AE" w:bidi="ar_AE"/>
+        </w:rPr>
+        <w:t>تثنية 5: 23</w:t>
+      </w:r>
       <w:r>
         <w:rPr>
           <w:rtl/>
@@ -710,20 +644,14 @@
         </w:rPr>
         <w:t>). يُصوَّر الظلام على أنه مظال أو سترة حول الله (</w:t>
       </w:r>
-      <w:hyperlink r:id="rId24">
-        <w:r>
-          <w:rPr>
-            <w:rtl/>
-            <w:cs/>
-            <w:lang w:val="ar_AE" w:bidi="ar_AE"/>
-          </w:rPr>
-          <w:rPr>
-            <w:color w:val="0000EE"/>
-            <w:u w:val="single"/>
-          </w:rPr>
-          <w:t>2 صموئيل 22: 12</w:t>
-        </w:r>
-      </w:hyperlink>
+      <w:r>
+        <w:rPr>
+          <w:rtl/>
+          <w:cs/>
+          <w:lang w:val="ar_AE" w:bidi="ar_AE"/>
+        </w:rPr>
+        <w:t>2 صموئيل 22: 12</w:t>
+      </w:r>
       <w:r>
         <w:rPr>
           <w:rtl/>
@@ -732,20 +660,14 @@
         </w:rPr>
         <w:t xml:space="preserve">؛ </w:t>
       </w:r>
-      <w:hyperlink r:id="rId25">
-        <w:r>
-          <w:rPr>
-            <w:rtl/>
-            <w:cs/>
-            <w:lang w:val="ar_AE" w:bidi="ar_AE"/>
-          </w:rPr>
-          <w:rPr>
-            <w:color w:val="0000EE"/>
-            <w:u w:val="single"/>
-          </w:rPr>
-          <w:t>مزمور 18: 11</w:t>
-        </w:r>
-      </w:hyperlink>
+      <w:r>
+        <w:rPr>
+          <w:rtl/>
+          <w:cs/>
+          <w:lang w:val="ar_AE" w:bidi="ar_AE"/>
+        </w:rPr>
+        <w:t>مزمور 18: 11</w:t>
+      </w:r>
       <w:r>
         <w:rPr>
           <w:rtl/>
@@ -754,20 +676,14 @@
         </w:rPr>
         <w:t xml:space="preserve">؛ </w:t>
       </w:r>
-      <w:hyperlink r:id="rId26">
-        <w:r>
-          <w:rPr>
-            <w:rtl/>
-            <w:cs/>
-            <w:lang w:val="ar_AE" w:bidi="ar_AE"/>
-          </w:rPr>
-          <w:rPr>
-            <w:color w:val="0000EE"/>
-            <w:u w:val="single"/>
-          </w:rPr>
-          <w:t>97: 2</w:t>
-        </w:r>
-      </w:hyperlink>
+      <w:r>
+        <w:rPr>
+          <w:rtl/>
+          <w:cs/>
+          <w:lang w:val="ar_AE" w:bidi="ar_AE"/>
+        </w:rPr>
+        <w:t>97: 2</w:t>
+      </w:r>
       <w:r>
         <w:rPr>
           <w:rtl/>
@@ -776,20 +692,14 @@
         </w:rPr>
         <w:t>). يضع الله حدودًا للنور والظلام (</w:t>
       </w:r>
-      <w:hyperlink r:id="rId27">
-        <w:r>
-          <w:rPr>
-            <w:rtl/>
-            <w:cs/>
-            <w:lang w:val="ar_AE" w:bidi="ar_AE"/>
-          </w:rPr>
-          <w:rPr>
-            <w:color w:val="0000EE"/>
-            <w:u w:val="single"/>
-          </w:rPr>
-          <w:t>أيوب 26: 10</w:t>
-        </w:r>
-      </w:hyperlink>
+      <w:r>
+        <w:rPr>
+          <w:rtl/>
+          <w:cs/>
+          <w:lang w:val="ar_AE" w:bidi="ar_AE"/>
+        </w:rPr>
+        <w:t>أيوب 26: 10</w:t>
+      </w:r>
       <w:r>
         <w:rPr>
           <w:rtl/>
@@ -798,20 +708,14 @@
         </w:rPr>
         <w:t>)، ويجلب الظلام (</w:t>
       </w:r>
-      <w:hyperlink r:id="rId28">
-        <w:r>
-          <w:rPr>
-            <w:rtl/>
-            <w:cs/>
-            <w:lang w:val="ar_AE" w:bidi="ar_AE"/>
-          </w:rPr>
-          <w:rPr>
-            <w:color w:val="0000EE"/>
-            <w:u w:val="single"/>
-          </w:rPr>
-          <w:t>مزمور 104: 20</w:t>
-        </w:r>
-      </w:hyperlink>
+      <w:r>
+        <w:rPr>
+          <w:rtl/>
+          <w:cs/>
+          <w:lang w:val="ar_AE" w:bidi="ar_AE"/>
+        </w:rPr>
+        <w:t>مزمور 104: 20</w:t>
+      </w:r>
       <w:r>
         <w:rPr>
           <w:rtl/>
@@ -820,20 +724,14 @@
         </w:rPr>
         <w:t xml:space="preserve">؛ </w:t>
       </w:r>
-      <w:hyperlink r:id="rId29">
-        <w:r>
-          <w:rPr>
-            <w:rtl/>
-            <w:cs/>
-            <w:lang w:val="ar_AE" w:bidi="ar_AE"/>
-          </w:rPr>
-          <w:rPr>
-            <w:color w:val="0000EE"/>
-            <w:u w:val="single"/>
-          </w:rPr>
-          <w:t>105: 28</w:t>
-        </w:r>
-      </w:hyperlink>
+      <w:r>
+        <w:rPr>
+          <w:rtl/>
+          <w:cs/>
+          <w:lang w:val="ar_AE" w:bidi="ar_AE"/>
+        </w:rPr>
+        <w:t>105: 28</w:t>
+      </w:r>
       <w:r>
         <w:rPr>
           <w:rtl/>
@@ -842,20 +740,14 @@
         </w:rPr>
         <w:t>)، ويخلق النور والظلام (</w:t>
       </w:r>
-      <w:hyperlink r:id="rId30">
-        <w:r>
-          <w:rPr>
-            <w:rtl/>
-            <w:cs/>
-            <w:lang w:val="ar_AE" w:bidi="ar_AE"/>
-          </w:rPr>
-          <w:rPr>
-            <w:color w:val="0000EE"/>
-            <w:u w:val="single"/>
-          </w:rPr>
-          <w:t>إشعياء 45: 7</w:t>
-        </w:r>
-      </w:hyperlink>
+      <w:r>
+        <w:rPr>
+          <w:rtl/>
+          <w:cs/>
+          <w:lang w:val="ar_AE" w:bidi="ar_AE"/>
+        </w:rPr>
+        <w:t>إشعياء 45: 7</w:t>
+      </w:r>
       <w:r>
         <w:rPr>
           <w:rtl/>
@@ -864,20 +756,14 @@
         </w:rPr>
         <w:t>). يسكن الله في الضباب (</w:t>
       </w:r>
-      <w:hyperlink r:id="rId31">
-        <w:r>
-          <w:rPr>
-            <w:rtl/>
-            <w:cs/>
-            <w:lang w:val="ar_AE" w:bidi="ar_AE"/>
-          </w:rPr>
-          <w:rPr>
-            <w:color w:val="0000EE"/>
-            <w:u w:val="single"/>
-          </w:rPr>
-          <w:t>1 الملوك 8: 12</w:t>
-        </w:r>
-      </w:hyperlink>
+      <w:r>
+        <w:rPr>
+          <w:rtl/>
+          <w:cs/>
+          <w:lang w:val="ar_AE" w:bidi="ar_AE"/>
+        </w:rPr>
+        <w:t>1 الملوك 8: 12</w:t>
+      </w:r>
       <w:r>
         <w:rPr>
           <w:rtl/>
@@ -886,20 +772,14 @@
         </w:rPr>
         <w:t xml:space="preserve">؛ </w:t>
       </w:r>
-      <w:hyperlink r:id="rId32">
-        <w:r>
-          <w:rPr>
-            <w:rtl/>
-            <w:cs/>
-            <w:lang w:val="ar_AE" w:bidi="ar_AE"/>
-          </w:rPr>
-          <w:rPr>
-            <w:color w:val="0000EE"/>
-            <w:u w:val="single"/>
-          </w:rPr>
-          <w:t>2 أخبار الأيام 6: 1</w:t>
-        </w:r>
-      </w:hyperlink>
+      <w:r>
+        <w:rPr>
+          <w:rtl/>
+          <w:cs/>
+          <w:lang w:val="ar_AE" w:bidi="ar_AE"/>
+        </w:rPr>
+        <w:t>2 أخبار الأيام 6: 1</w:t>
+      </w:r>
       <w:r>
         <w:rPr>
           <w:rtl/>
@@ -908,20 +788,14 @@
         </w:rPr>
         <w:t>)، والضباب تحت قدميه (</w:t>
       </w:r>
-      <w:hyperlink r:id="rId33">
-        <w:r>
-          <w:rPr>
-            <w:rtl/>
-            <w:cs/>
-            <w:lang w:val="ar_AE" w:bidi="ar_AE"/>
-          </w:rPr>
-          <w:rPr>
-            <w:color w:val="0000EE"/>
-            <w:u w:val="single"/>
-          </w:rPr>
-          <w:t>2 صموئيل 22: 10</w:t>
-        </w:r>
-      </w:hyperlink>
+      <w:r>
+        <w:rPr>
+          <w:rtl/>
+          <w:cs/>
+          <w:lang w:val="ar_AE" w:bidi="ar_AE"/>
+        </w:rPr>
+        <w:t>2 صموئيل 22: 10</w:t>
+      </w:r>
       <w:r>
         <w:rPr>
           <w:rtl/>
@@ -930,20 +804,14 @@
         </w:rPr>
         <w:t xml:space="preserve">؛ </w:t>
       </w:r>
-      <w:hyperlink r:id="rId34">
-        <w:r>
-          <w:rPr>
-            <w:rtl/>
-            <w:cs/>
-            <w:lang w:val="ar_AE" w:bidi="ar_AE"/>
-          </w:rPr>
-          <w:rPr>
-            <w:color w:val="0000EE"/>
-            <w:u w:val="single"/>
-          </w:rPr>
-          <w:t>مزمور 18: 9</w:t>
-        </w:r>
-      </w:hyperlink>
+      <w:r>
+        <w:rPr>
+          <w:rtl/>
+          <w:cs/>
+          <w:lang w:val="ar_AE" w:bidi="ar_AE"/>
+        </w:rPr>
+        <w:t>مزمور 18: 9</w:t>
+      </w:r>
       <w:r>
         <w:rPr>
           <w:rtl/>
@@ -972,20 +840,14 @@
         </w:rPr>
         <w:t>تظهر معظم الإشارات المجازية إلى الظلمة في الكتابات الشعرية، مثل سفر أيوب، والمزامير، وإشعياء. عامة، يصور هذه الظلمة الجهل بإرادة الله. معرفة الله هي "النور"؛ ومن هنا، فإن عدم وجود مثل هذه المعرفة هو "الظلمة" (</w:t>
       </w:r>
-      <w:hyperlink r:id="rId35">
-        <w:r>
-          <w:rPr>
-            <w:rtl/>
-            <w:cs/>
-            <w:lang w:val="ar_AE" w:bidi="ar_AE"/>
-          </w:rPr>
-          <w:rPr>
-            <w:color w:val="0000EE"/>
-            <w:u w:val="single"/>
-          </w:rPr>
-          <w:t>أيوب 12: 24–25</w:t>
-        </w:r>
-      </w:hyperlink>
+      <w:r>
+        <w:rPr>
+          <w:rtl/>
+          <w:cs/>
+          <w:lang w:val="ar_AE" w:bidi="ar_AE"/>
+        </w:rPr>
+        <w:t>أيوب 12: 24–25</w:t>
+      </w:r>
       <w:r>
         <w:rPr>
           <w:rtl/>
@@ -994,20 +856,14 @@
         </w:rPr>
         <w:t xml:space="preserve">؛ </w:t>
       </w:r>
-      <w:hyperlink r:id="rId36">
-        <w:r>
-          <w:rPr>
-            <w:rtl/>
-            <w:cs/>
-            <w:lang w:val="ar_AE" w:bidi="ar_AE"/>
-          </w:rPr>
-          <w:rPr>
-            <w:color w:val="0000EE"/>
-            <w:u w:val="single"/>
-          </w:rPr>
-          <w:t>متى 4: 16</w:t>
-        </w:r>
-      </w:hyperlink>
+      <w:r>
+        <w:rPr>
+          <w:rtl/>
+          <w:cs/>
+          <w:lang w:val="ar_AE" w:bidi="ar_AE"/>
+        </w:rPr>
+        <w:t>متى 4: 16</w:t>
+      </w:r>
       <w:r>
         <w:rPr>
           <w:rtl/>
@@ -1016,20 +872,14 @@
         </w:rPr>
         <w:t xml:space="preserve">؛ </w:t>
       </w:r>
-      <w:hyperlink r:id="rId37">
-        <w:r>
-          <w:rPr>
-            <w:rtl/>
-            <w:cs/>
-            <w:lang w:val="ar_AE" w:bidi="ar_AE"/>
-          </w:rPr>
-          <w:rPr>
-            <w:color w:val="0000EE"/>
-            <w:u w:val="single"/>
-          </w:rPr>
-          <w:t>يوحنا 1: 5</w:t>
-        </w:r>
-      </w:hyperlink>
+      <w:r>
+        <w:rPr>
+          <w:rtl/>
+          <w:cs/>
+          <w:lang w:val="ar_AE" w:bidi="ar_AE"/>
+        </w:rPr>
+        <w:t>يوحنا 1: 5</w:t>
+      </w:r>
       <w:r>
         <w:rPr>
           <w:rtl/>
@@ -1038,20 +888,14 @@
         </w:rPr>
         <w:t xml:space="preserve">؛ </w:t>
       </w:r>
-      <w:hyperlink r:id="rId38">
-        <w:r>
-          <w:rPr>
-            <w:rtl/>
-            <w:cs/>
-            <w:lang w:val="ar_AE" w:bidi="ar_AE"/>
-          </w:rPr>
-          <w:rPr>
-            <w:color w:val="0000EE"/>
-            <w:u w:val="single"/>
-          </w:rPr>
-          <w:t>8: 12</w:t>
-        </w:r>
-      </w:hyperlink>
+      <w:r>
+        <w:rPr>
+          <w:rtl/>
+          <w:cs/>
+          <w:lang w:val="ar_AE" w:bidi="ar_AE"/>
+        </w:rPr>
+        <w:t>8: 12</w:t>
+      </w:r>
       <w:r>
         <w:rPr>
           <w:rtl/>
@@ -1060,20 +904,14 @@
         </w:rPr>
         <w:t xml:space="preserve">؛ </w:t>
       </w:r>
-      <w:hyperlink r:id="rId39">
-        <w:r>
-          <w:rPr>
-            <w:rtl/>
-            <w:cs/>
-            <w:lang w:val="ar_AE" w:bidi="ar_AE"/>
-          </w:rPr>
-          <w:rPr>
-            <w:color w:val="0000EE"/>
-            <w:u w:val="single"/>
-          </w:rPr>
-          <w:t>12: 35، 46</w:t>
-        </w:r>
-      </w:hyperlink>
+      <w:r>
+        <w:rPr>
+          <w:rtl/>
+          <w:cs/>
+          <w:lang w:val="ar_AE" w:bidi="ar_AE"/>
+        </w:rPr>
+        <w:t>12: 35، 46</w:t>
+      </w:r>
       <w:r>
         <w:rPr>
           <w:rtl/>
@@ -1082,20 +920,14 @@
         </w:rPr>
         <w:t xml:space="preserve">؛ </w:t>
       </w:r>
-      <w:hyperlink r:id="rId40">
-        <w:r>
-          <w:rPr>
-            <w:rtl/>
-            <w:cs/>
-            <w:lang w:val="ar_AE" w:bidi="ar_AE"/>
-          </w:rPr>
-          <w:rPr>
-            <w:color w:val="0000EE"/>
-            <w:u w:val="single"/>
-          </w:rPr>
-          <w:t>1 يوحنا 1: 5</w:t>
-        </w:r>
-      </w:hyperlink>
+      <w:r>
+        <w:rPr>
+          <w:rtl/>
+          <w:cs/>
+          <w:lang w:val="ar_AE" w:bidi="ar_AE"/>
+        </w:rPr>
+        <w:t>1 يوحنا 1: 5</w:t>
+      </w:r>
       <w:r>
         <w:rPr>
           <w:rtl/>
@@ -1104,20 +936,14 @@
         </w:rPr>
         <w:t xml:space="preserve">؛ </w:t>
       </w:r>
-      <w:hyperlink r:id="rId41">
-        <w:r>
-          <w:rPr>
-            <w:rtl/>
-            <w:cs/>
-            <w:lang w:val="ar_AE" w:bidi="ar_AE"/>
-          </w:rPr>
-          <w:rPr>
-            <w:color w:val="0000EE"/>
-            <w:u w:val="single"/>
-          </w:rPr>
-          <w:t>2: 8–9، 11</w:t>
-        </w:r>
-      </w:hyperlink>
+      <w:r>
+        <w:rPr>
+          <w:rtl/>
+          <w:cs/>
+          <w:lang w:val="ar_AE" w:bidi="ar_AE"/>
+        </w:rPr>
+        <w:t>2: 8–9، 11</w:t>
+      </w:r>
       <w:r>
         <w:rPr>
           <w:rtl/>
@@ -1146,20 +972,14 @@
         </w:rPr>
         <w:t>تحدث أيوب عن الظلمة كونها تعني العدم (</w:t>
       </w:r>
-      <w:hyperlink r:id="rId42">
-        <w:r>
-          <w:rPr>
-            <w:rtl/>
-            <w:cs/>
-            <w:lang w:val="ar_AE" w:bidi="ar_AE"/>
-          </w:rPr>
-          <w:rPr>
-            <w:color w:val="0000EE"/>
-            <w:u w:val="single"/>
-          </w:rPr>
-          <w:t>أيوب 3: 4–6</w:t>
-        </w:r>
-      </w:hyperlink>
+      <w:r>
+        <w:rPr>
+          <w:rtl/>
+          <w:cs/>
+          <w:lang w:val="ar_AE" w:bidi="ar_AE"/>
+        </w:rPr>
+        <w:t>أيوب 3: 4–6</w:t>
+      </w:r>
       <w:r>
         <w:rPr>
           <w:rtl/>
@@ -1168,20 +988,14 @@
         </w:rPr>
         <w:t>). في شواهد أخرى ترمز الظلمة إلى الموت، أرض الظلال والكآبة، مسكن الأموات بعيدًا عن نور النهار (</w:t>
       </w:r>
-      <w:hyperlink r:id="rId43">
-        <w:r>
-          <w:rPr>
-            <w:rtl/>
-            <w:cs/>
-            <w:lang w:val="ar_AE" w:bidi="ar_AE"/>
-          </w:rPr>
-          <w:rPr>
-            <w:color w:val="0000EE"/>
-            <w:u w:val="single"/>
-          </w:rPr>
-          <w:t>أيوب 10: 21–22</w:t>
-        </w:r>
-      </w:hyperlink>
+      <w:r>
+        <w:rPr>
+          <w:rtl/>
+          <w:cs/>
+          <w:lang w:val="ar_AE" w:bidi="ar_AE"/>
+        </w:rPr>
+        <w:t>أيوب 10: 21–22</w:t>
+      </w:r>
       <w:r>
         <w:rPr>
           <w:rtl/>
@@ -1190,20 +1004,14 @@
         </w:rPr>
         <w:t xml:space="preserve">؛ </w:t>
       </w:r>
-      <w:hyperlink r:id="rId44">
-        <w:r>
-          <w:rPr>
-            <w:rtl/>
-            <w:cs/>
-            <w:lang w:val="ar_AE" w:bidi="ar_AE"/>
-          </w:rPr>
-          <w:rPr>
-            <w:color w:val="0000EE"/>
-            <w:u w:val="single"/>
-          </w:rPr>
-          <w:t>15: 24</w:t>
-        </w:r>
-      </w:hyperlink>
+      <w:r>
+        <w:rPr>
+          <w:rtl/>
+          <w:cs/>
+          <w:lang w:val="ar_AE" w:bidi="ar_AE"/>
+        </w:rPr>
+        <w:t>15: 24</w:t>
+      </w:r>
       <w:r>
         <w:rPr>
           <w:rtl/>
@@ -1212,20 +1020,14 @@
         </w:rPr>
         <w:t xml:space="preserve">؛ </w:t>
       </w:r>
-      <w:hyperlink r:id="rId45">
-        <w:r>
-          <w:rPr>
-            <w:rtl/>
-            <w:cs/>
-            <w:lang w:val="ar_AE" w:bidi="ar_AE"/>
-          </w:rPr>
-          <w:rPr>
-            <w:color w:val="0000EE"/>
-            <w:u w:val="single"/>
-          </w:rPr>
-          <w:t>17: 12–13</w:t>
-        </w:r>
-      </w:hyperlink>
+      <w:r>
+        <w:rPr>
+          <w:rtl/>
+          <w:cs/>
+          <w:lang w:val="ar_AE" w:bidi="ar_AE"/>
+        </w:rPr>
+        <w:t>17: 12–13</w:t>
+      </w:r>
       <w:r>
         <w:rPr>
           <w:rtl/>
@@ -1234,20 +1036,14 @@
         </w:rPr>
         <w:t xml:space="preserve">؛ </w:t>
       </w:r>
-      <w:hyperlink r:id="rId46">
-        <w:r>
-          <w:rPr>
-            <w:rtl/>
-            <w:cs/>
-            <w:lang w:val="ar_AE" w:bidi="ar_AE"/>
-          </w:rPr>
-          <w:rPr>
-            <w:color w:val="0000EE"/>
-            <w:u w:val="single"/>
-          </w:rPr>
-          <w:t>18: 18</w:t>
-        </w:r>
-      </w:hyperlink>
+      <w:r>
+        <w:rPr>
+          <w:rtl/>
+          <w:cs/>
+          <w:lang w:val="ar_AE" w:bidi="ar_AE"/>
+        </w:rPr>
+        <w:t>18: 18</w:t>
+      </w:r>
       <w:r>
         <w:rPr>
           <w:rtl/>
@@ -1256,20 +1052,14 @@
         </w:rPr>
         <w:t xml:space="preserve">؛ </w:t>
       </w:r>
-      <w:hyperlink r:id="rId47">
-        <w:r>
-          <w:rPr>
-            <w:rtl/>
-            <w:cs/>
-            <w:lang w:val="ar_AE" w:bidi="ar_AE"/>
-          </w:rPr>
-          <w:rPr>
-            <w:color w:val="0000EE"/>
-            <w:u w:val="single"/>
-          </w:rPr>
-          <w:t>جامعة 6: 4</w:t>
-        </w:r>
-      </w:hyperlink>
+      <w:r>
+        <w:rPr>
+          <w:rtl/>
+          <w:cs/>
+          <w:lang w:val="ar_AE" w:bidi="ar_AE"/>
+        </w:rPr>
+        <w:t>جامعة 6: 4</w:t>
+      </w:r>
       <w:r>
         <w:rPr>
           <w:rtl/>
@@ -1278,20 +1068,14 @@
         </w:rPr>
         <w:t xml:space="preserve">؛ </w:t>
       </w:r>
-      <w:hyperlink r:id="rId48">
-        <w:r>
-          <w:rPr>
-            <w:rtl/>
-            <w:cs/>
-            <w:lang w:val="ar_AE" w:bidi="ar_AE"/>
-          </w:rPr>
-          <w:rPr>
-            <w:color w:val="0000EE"/>
-            <w:u w:val="single"/>
-          </w:rPr>
-          <w:t>11: 8</w:t>
-        </w:r>
-      </w:hyperlink>
+      <w:r>
+        <w:rPr>
+          <w:rtl/>
+          <w:cs/>
+          <w:lang w:val="ar_AE" w:bidi="ar_AE"/>
+        </w:rPr>
+        <w:t>11: 8</w:t>
+      </w:r>
       <w:r>
         <w:rPr>
           <w:rtl/>
@@ -1320,20 +1104,14 @@
         </w:rPr>
         <w:t>غالبًا ما تعني الظلمة الضيق والقلق، أو الاضطراب والهلاك الذي يختبره الأشرار (</w:t>
       </w:r>
-      <w:hyperlink r:id="rId49">
-        <w:r>
-          <w:rPr>
-            <w:rtl/>
-            <w:cs/>
-            <w:lang w:val="ar_AE" w:bidi="ar_AE"/>
-          </w:rPr>
-          <w:rPr>
-            <w:color w:val="0000EE"/>
-            <w:u w:val="single"/>
-          </w:rPr>
-          <w:t>تكوين 15: 12</w:t>
-        </w:r>
-      </w:hyperlink>
+      <w:r>
+        <w:rPr>
+          <w:rtl/>
+          <w:cs/>
+          <w:lang w:val="ar_AE" w:bidi="ar_AE"/>
+        </w:rPr>
+        <w:t>تكوين 15: 12</w:t>
+      </w:r>
       <w:r>
         <w:rPr>
           <w:rtl/>
@@ -1342,20 +1120,14 @@
         </w:rPr>
         <w:t xml:space="preserve">؛ </w:t>
       </w:r>
-      <w:hyperlink r:id="rId50">
-        <w:r>
-          <w:rPr>
-            <w:rtl/>
-            <w:cs/>
-            <w:lang w:val="ar_AE" w:bidi="ar_AE"/>
-          </w:rPr>
-          <w:rPr>
-            <w:color w:val="0000EE"/>
-            <w:u w:val="single"/>
-          </w:rPr>
-          <w:t>أيوب 5: 14</w:t>
-        </w:r>
-      </w:hyperlink>
+      <w:r>
+        <w:rPr>
+          <w:rtl/>
+          <w:cs/>
+          <w:lang w:val="ar_AE" w:bidi="ar_AE"/>
+        </w:rPr>
+        <w:t>أيوب 5: 14</w:t>
+      </w:r>
       <w:r>
         <w:rPr>
           <w:rtl/>
@@ -1364,20 +1136,14 @@
         </w:rPr>
         <w:t xml:space="preserve">؛ </w:t>
       </w:r>
-      <w:hyperlink r:id="rId51">
-        <w:r>
-          <w:rPr>
-            <w:rtl/>
-            <w:cs/>
-            <w:lang w:val="ar_AE" w:bidi="ar_AE"/>
-          </w:rPr>
-          <w:rPr>
-            <w:color w:val="0000EE"/>
-            <w:u w:val="single"/>
-          </w:rPr>
-          <w:t>12: 25</w:t>
-        </w:r>
-      </w:hyperlink>
+      <w:r>
+        <w:rPr>
+          <w:rtl/>
+          <w:cs/>
+          <w:lang w:val="ar_AE" w:bidi="ar_AE"/>
+        </w:rPr>
+        <w:t>12: 25</w:t>
+      </w:r>
       <w:r>
         <w:rPr>
           <w:rtl/>
@@ -1386,20 +1152,14 @@
         </w:rPr>
         <w:t xml:space="preserve">؛ </w:t>
       </w:r>
-      <w:hyperlink r:id="rId52">
-        <w:r>
-          <w:rPr>
-            <w:rtl/>
-            <w:cs/>
-            <w:lang w:val="ar_AE" w:bidi="ar_AE"/>
-          </w:rPr>
-          <w:rPr>
-            <w:color w:val="0000EE"/>
-            <w:u w:val="single"/>
-          </w:rPr>
-          <w:t>15: 22، 30</w:t>
-        </w:r>
-      </w:hyperlink>
+      <w:r>
+        <w:rPr>
+          <w:rtl/>
+          <w:cs/>
+          <w:lang w:val="ar_AE" w:bidi="ar_AE"/>
+        </w:rPr>
+        <w:t>15: 22، 30</w:t>
+      </w:r>
       <w:r>
         <w:rPr>
           <w:rtl/>
@@ -1408,20 +1168,14 @@
         </w:rPr>
         <w:t xml:space="preserve">؛ </w:t>
       </w:r>
-      <w:hyperlink r:id="rId53">
-        <w:r>
-          <w:rPr>
-            <w:rtl/>
-            <w:cs/>
-            <w:lang w:val="ar_AE" w:bidi="ar_AE"/>
-          </w:rPr>
-          <w:rPr>
-            <w:color w:val="0000EE"/>
-            <w:u w:val="single"/>
-          </w:rPr>
-          <w:t>19: 8</w:t>
-        </w:r>
-      </w:hyperlink>
+      <w:r>
+        <w:rPr>
+          <w:rtl/>
+          <w:cs/>
+          <w:lang w:val="ar_AE" w:bidi="ar_AE"/>
+        </w:rPr>
+        <w:t>19: 8</w:t>
+      </w:r>
       <w:r>
         <w:rPr>
           <w:rtl/>
@@ -1430,20 +1184,14 @@
         </w:rPr>
         <w:t xml:space="preserve">؛ </w:t>
       </w:r>
-      <w:hyperlink r:id="rId54">
-        <w:r>
-          <w:rPr>
-            <w:rtl/>
-            <w:cs/>
-            <w:lang w:val="ar_AE" w:bidi="ar_AE"/>
-          </w:rPr>
-          <w:rPr>
-            <w:color w:val="0000EE"/>
-            <w:u w:val="single"/>
-          </w:rPr>
-          <w:t>22: 11</w:t>
-        </w:r>
-      </w:hyperlink>
+      <w:r>
+        <w:rPr>
+          <w:rtl/>
+          <w:cs/>
+          <w:lang w:val="ar_AE" w:bidi="ar_AE"/>
+        </w:rPr>
+        <w:t>22: 11</w:t>
+      </w:r>
       <w:r>
         <w:rPr>
           <w:rtl/>
@@ -1452,20 +1200,14 @@
         </w:rPr>
         <w:t xml:space="preserve">؛ </w:t>
       </w:r>
-      <w:hyperlink r:id="rId55">
-        <w:r>
-          <w:rPr>
-            <w:rtl/>
-            <w:cs/>
-            <w:lang w:val="ar_AE" w:bidi="ar_AE"/>
-          </w:rPr>
-          <w:rPr>
-            <w:color w:val="0000EE"/>
-            <w:u w:val="single"/>
-          </w:rPr>
-          <w:t>مزمور 35: 6</w:t>
-        </w:r>
-      </w:hyperlink>
+      <w:r>
+        <w:rPr>
+          <w:rtl/>
+          <w:cs/>
+          <w:lang w:val="ar_AE" w:bidi="ar_AE"/>
+        </w:rPr>
+        <w:t>مزمور 35: 6</w:t>
+      </w:r>
       <w:r>
         <w:rPr>
           <w:rtl/>
@@ -1474,20 +1216,14 @@
         </w:rPr>
         <w:t xml:space="preserve">؛ </w:t>
       </w:r>
-      <w:hyperlink r:id="rId56">
-        <w:r>
-          <w:rPr>
-            <w:rtl/>
-            <w:cs/>
-            <w:lang w:val="ar_AE" w:bidi="ar_AE"/>
-          </w:rPr>
-          <w:rPr>
-            <w:color w:val="0000EE"/>
-            <w:u w:val="single"/>
-          </w:rPr>
-          <w:t>107: 10، 14</w:t>
-        </w:r>
-      </w:hyperlink>
+      <w:r>
+        <w:rPr>
+          <w:rtl/>
+          <w:cs/>
+          <w:lang w:val="ar_AE" w:bidi="ar_AE"/>
+        </w:rPr>
+        <w:t>107: 10، 14</w:t>
+      </w:r>
       <w:r>
         <w:rPr>
           <w:rtl/>
@@ -1496,20 +1232,14 @@
         </w:rPr>
         <w:t xml:space="preserve">؛ </w:t>
       </w:r>
-      <w:hyperlink r:id="rId57">
-        <w:r>
-          <w:rPr>
-            <w:rtl/>
-            <w:cs/>
-            <w:lang w:val="ar_AE" w:bidi="ar_AE"/>
-          </w:rPr>
-          <w:rPr>
-            <w:color w:val="0000EE"/>
-            <w:u w:val="single"/>
-          </w:rPr>
-          <w:t>جامعة 5: 17</w:t>
-        </w:r>
-      </w:hyperlink>
+      <w:r>
+        <w:rPr>
+          <w:rtl/>
+          <w:cs/>
+          <w:lang w:val="ar_AE" w:bidi="ar_AE"/>
+        </w:rPr>
+        <w:t>جامعة 5: 17</w:t>
+      </w:r>
       <w:r>
         <w:rPr>
           <w:rtl/>
@@ -1518,20 +1248,14 @@
         </w:rPr>
         <w:t xml:space="preserve">؛ </w:t>
       </w:r>
-      <w:hyperlink r:id="rId58">
-        <w:r>
-          <w:rPr>
-            <w:rtl/>
-            <w:cs/>
-            <w:lang w:val="ar_AE" w:bidi="ar_AE"/>
-          </w:rPr>
-          <w:rPr>
-            <w:color w:val="0000EE"/>
-            <w:u w:val="single"/>
-          </w:rPr>
-          <w:t>إشعياء 5: 30</w:t>
-        </w:r>
-      </w:hyperlink>
+      <w:r>
+        <w:rPr>
+          <w:rtl/>
+          <w:cs/>
+          <w:lang w:val="ar_AE" w:bidi="ar_AE"/>
+        </w:rPr>
+        <w:t>إشعياء 5: 30</w:t>
+      </w:r>
       <w:r>
         <w:rPr>
           <w:rtl/>
@@ -1540,20 +1264,14 @@
         </w:rPr>
         <w:t>). يُوصَف الفساد الأخلاقي أحيانًا بأنه الظلمة (</w:t>
       </w:r>
-      <w:hyperlink r:id="rId59">
-        <w:r>
-          <w:rPr>
-            <w:rtl/>
-            <w:cs/>
-            <w:lang w:val="ar_AE" w:bidi="ar_AE"/>
-          </w:rPr>
-          <w:rPr>
-            <w:color w:val="0000EE"/>
-            <w:u w:val="single"/>
-          </w:rPr>
-          <w:t>أمثال 2: 13</w:t>
-        </w:r>
-      </w:hyperlink>
+      <w:r>
+        <w:rPr>
+          <w:rtl/>
+          <w:cs/>
+          <w:lang w:val="ar_AE" w:bidi="ar_AE"/>
+        </w:rPr>
+        <w:t>أمثال 2: 13</w:t>
+      </w:r>
       <w:r>
         <w:rPr>
           <w:rtl/>
@@ -1562,20 +1280,14 @@
         </w:rPr>
         <w:t xml:space="preserve">؛ </w:t>
       </w:r>
-      <w:hyperlink r:id="rId60">
-        <w:r>
-          <w:rPr>
-            <w:rtl/>
-            <w:cs/>
-            <w:lang w:val="ar_AE" w:bidi="ar_AE"/>
-          </w:rPr>
-          <w:rPr>
-            <w:color w:val="0000EE"/>
-            <w:u w:val="single"/>
-          </w:rPr>
-          <w:t>4: 19</w:t>
-        </w:r>
-      </w:hyperlink>
+      <w:r>
+        <w:rPr>
+          <w:rtl/>
+          <w:cs/>
+          <w:lang w:val="ar_AE" w:bidi="ar_AE"/>
+        </w:rPr>
+        <w:t>4: 19</w:t>
+      </w:r>
       <w:r>
         <w:rPr>
           <w:rtl/>
@@ -1584,20 +1296,14 @@
         </w:rPr>
         <w:t xml:space="preserve">؛ </w:t>
       </w:r>
-      <w:hyperlink r:id="rId61">
-        <w:r>
-          <w:rPr>
-            <w:rtl/>
-            <w:cs/>
-            <w:lang w:val="ar_AE" w:bidi="ar_AE"/>
-          </w:rPr>
-          <w:rPr>
-            <w:color w:val="0000EE"/>
-            <w:u w:val="single"/>
-          </w:rPr>
-          <w:t>إشعياء 5: 20</w:t>
-        </w:r>
-      </w:hyperlink>
+      <w:r>
+        <w:rPr>
+          <w:rtl/>
+          <w:cs/>
+          <w:lang w:val="ar_AE" w:bidi="ar_AE"/>
+        </w:rPr>
+        <w:t>إشعياء 5: 20</w:t>
+      </w:r>
       <w:r>
         <w:rPr>
           <w:rtl/>
@@ -1606,20 +1312,14 @@
         </w:rPr>
         <w:t xml:space="preserve">؛ </w:t>
       </w:r>
-      <w:hyperlink r:id="rId62">
-        <w:r>
-          <w:rPr>
-            <w:rtl/>
-            <w:cs/>
-            <w:lang w:val="ar_AE" w:bidi="ar_AE"/>
-          </w:rPr>
-          <w:rPr>
-            <w:color w:val="0000EE"/>
-            <w:u w:val="single"/>
-          </w:rPr>
-          <w:t>60: 2</w:t>
-        </w:r>
-      </w:hyperlink>
+      <w:r>
+        <w:rPr>
+          <w:rtl/>
+          <w:cs/>
+          <w:lang w:val="ar_AE" w:bidi="ar_AE"/>
+        </w:rPr>
+        <w:t>60: 2</w:t>
+      </w:r>
       <w:r>
         <w:rPr>
           <w:rtl/>
@@ -1628,20 +1328,14 @@
         </w:rPr>
         <w:t>). في العهد الجديد، الظلمة عمومًا استعارة للفساد الأخلاقي والجهل الروحي (</w:t>
       </w:r>
-      <w:hyperlink r:id="rId36">
-        <w:r>
-          <w:rPr>
-            <w:rtl/>
-            <w:cs/>
-            <w:lang w:val="ar_AE" w:bidi="ar_AE"/>
-          </w:rPr>
-          <w:rPr>
-            <w:color w:val="0000EE"/>
-            <w:u w:val="single"/>
-          </w:rPr>
-          <w:t>متى 4: 16</w:t>
-        </w:r>
-      </w:hyperlink>
+      <w:r>
+        <w:rPr>
+          <w:rtl/>
+          <w:cs/>
+          <w:lang w:val="ar_AE" w:bidi="ar_AE"/>
+        </w:rPr>
+        <w:t>متى 4: 16</w:t>
+      </w:r>
       <w:r>
         <w:rPr>
           <w:rtl/>
@@ -1650,20 +1344,14 @@
         </w:rPr>
         <w:t xml:space="preserve">؛ </w:t>
       </w:r>
-      <w:hyperlink r:id="rId63">
-        <w:r>
-          <w:rPr>
-            <w:rtl/>
-            <w:cs/>
-            <w:lang w:val="ar_AE" w:bidi="ar_AE"/>
-          </w:rPr>
-          <w:rPr>
-            <w:color w:val="0000EE"/>
-            <w:u w:val="single"/>
-          </w:rPr>
-          <w:t>6: 23</w:t>
-        </w:r>
-      </w:hyperlink>
+      <w:r>
+        <w:rPr>
+          <w:rtl/>
+          <w:cs/>
+          <w:lang w:val="ar_AE" w:bidi="ar_AE"/>
+        </w:rPr>
+        <w:t>6: 23</w:t>
+      </w:r>
       <w:r>
         <w:rPr>
           <w:rtl/>
@@ -1672,20 +1360,14 @@
         </w:rPr>
         <w:t xml:space="preserve">؛ </w:t>
       </w:r>
-      <w:hyperlink r:id="rId64">
-        <w:r>
-          <w:rPr>
-            <w:rtl/>
-            <w:cs/>
-            <w:lang w:val="ar_AE" w:bidi="ar_AE"/>
-          </w:rPr>
-          <w:rPr>
-            <w:color w:val="0000EE"/>
-            <w:u w:val="single"/>
-          </w:rPr>
-          <w:t>لوقا 1: 79</w:t>
-        </w:r>
-      </w:hyperlink>
+      <w:r>
+        <w:rPr>
+          <w:rtl/>
+          <w:cs/>
+          <w:lang w:val="ar_AE" w:bidi="ar_AE"/>
+        </w:rPr>
+        <w:t>لوقا 1: 79</w:t>
+      </w:r>
       <w:r>
         <w:rPr>
           <w:rtl/>
@@ -1694,20 +1376,14 @@
         </w:rPr>
         <w:t xml:space="preserve">؛ </w:t>
       </w:r>
-      <w:hyperlink r:id="rId65">
-        <w:r>
-          <w:rPr>
-            <w:rtl/>
-            <w:cs/>
-            <w:lang w:val="ar_AE" w:bidi="ar_AE"/>
-          </w:rPr>
-          <w:rPr>
-            <w:color w:val="0000EE"/>
-            <w:u w:val="single"/>
-          </w:rPr>
-          <w:t>11: 35</w:t>
-        </w:r>
-      </w:hyperlink>
+      <w:r>
+        <w:rPr>
+          <w:rtl/>
+          <w:cs/>
+          <w:lang w:val="ar_AE" w:bidi="ar_AE"/>
+        </w:rPr>
+        <w:t>11: 35</w:t>
+      </w:r>
       <w:r>
         <w:rPr>
           <w:rtl/>
@@ -1716,20 +1392,14 @@
         </w:rPr>
         <w:t xml:space="preserve">؛ </w:t>
       </w:r>
-      <w:hyperlink r:id="rId66">
-        <w:r>
-          <w:rPr>
-            <w:rtl/>
-            <w:cs/>
-            <w:lang w:val="ar_AE" w:bidi="ar_AE"/>
-          </w:rPr>
-          <w:rPr>
-            <w:color w:val="0000EE"/>
-            <w:u w:val="single"/>
-          </w:rPr>
-          <w:t>22: 53</w:t>
-        </w:r>
-      </w:hyperlink>
+      <w:r>
+        <w:rPr>
+          <w:rtl/>
+          <w:cs/>
+          <w:lang w:val="ar_AE" w:bidi="ar_AE"/>
+        </w:rPr>
+        <w:t>22: 53</w:t>
+      </w:r>
       <w:r>
         <w:rPr>
           <w:rtl/>
@@ -1738,20 +1408,14 @@
         </w:rPr>
         <w:t xml:space="preserve">؛ </w:t>
       </w:r>
-      <w:hyperlink r:id="rId67">
-        <w:r>
-          <w:rPr>
-            <w:rtl/>
-            <w:cs/>
-            <w:lang w:val="ar_AE" w:bidi="ar_AE"/>
-          </w:rPr>
-          <w:rPr>
-            <w:color w:val="0000EE"/>
-            <w:u w:val="single"/>
-          </w:rPr>
-          <w:t>رومية 2: 19</w:t>
-        </w:r>
-      </w:hyperlink>
+      <w:r>
+        <w:rPr>
+          <w:rtl/>
+          <w:cs/>
+          <w:lang w:val="ar_AE" w:bidi="ar_AE"/>
+        </w:rPr>
+        <w:t>رومية 2: 19</w:t>
+      </w:r>
       <w:r>
         <w:rPr>
           <w:rtl/>
@@ -1760,20 +1424,14 @@
         </w:rPr>
         <w:t xml:space="preserve">؛ </w:t>
       </w:r>
-      <w:hyperlink r:id="rId68">
-        <w:r>
-          <w:rPr>
-            <w:rtl/>
-            <w:cs/>
-            <w:lang w:val="ar_AE" w:bidi="ar_AE"/>
-          </w:rPr>
-          <w:rPr>
-            <w:color w:val="0000EE"/>
-            <w:u w:val="single"/>
-          </w:rPr>
-          <w:t>كولوسي 1: 13</w:t>
-        </w:r>
-      </w:hyperlink>
+      <w:r>
+        <w:rPr>
+          <w:rtl/>
+          <w:cs/>
+          <w:lang w:val="ar_AE" w:bidi="ar_AE"/>
+        </w:rPr>
+        <w:t>كولوسي 1: 13</w:t>
+      </w:r>
       <w:r>
         <w:rPr>
           <w:rtl/>
@@ -1802,20 +1460,14 @@
         </w:rPr>
         <w:t>كان الموضوع الرئيس لأنبياء العهد القديم هو يوم الرب، الذي غالبًا ما يرتبط بالظلمة (</w:t>
       </w:r>
-      <w:hyperlink r:id="rId69">
-        <w:r>
-          <w:rPr>
-            <w:rtl/>
-            <w:cs/>
-            <w:lang w:val="ar_AE" w:bidi="ar_AE"/>
-          </w:rPr>
-          <w:rPr>
-            <w:color w:val="0000EE"/>
-            <w:u w:val="single"/>
-          </w:rPr>
-          <w:t>حزقيال 32: 8</w:t>
-        </w:r>
-      </w:hyperlink>
+      <w:r>
+        <w:rPr>
+          <w:rtl/>
+          <w:cs/>
+          <w:lang w:val="ar_AE" w:bidi="ar_AE"/>
+        </w:rPr>
+        <w:t>حزقيال 32: 8</w:t>
+      </w:r>
       <w:r>
         <w:rPr>
           <w:rtl/>
@@ -1824,20 +1476,14 @@
         </w:rPr>
         <w:t xml:space="preserve">؛ </w:t>
       </w:r>
-      <w:hyperlink r:id="rId70">
-        <w:r>
-          <w:rPr>
-            <w:rtl/>
-            <w:cs/>
-            <w:lang w:val="ar_AE" w:bidi="ar_AE"/>
-          </w:rPr>
-          <w:rPr>
-            <w:color w:val="0000EE"/>
-            <w:u w:val="single"/>
-          </w:rPr>
-          <w:t>يوئيل 2: 2، 31</w:t>
-        </w:r>
-      </w:hyperlink>
+      <w:r>
+        <w:rPr>
+          <w:rtl/>
+          <w:cs/>
+          <w:lang w:val="ar_AE" w:bidi="ar_AE"/>
+        </w:rPr>
+        <w:t>يوئيل 2: 2، 31</w:t>
+      </w:r>
       <w:r>
         <w:rPr>
           <w:rtl/>
@@ -1846,20 +1492,14 @@
         </w:rPr>
         <w:t xml:space="preserve">؛ </w:t>
       </w:r>
-      <w:hyperlink r:id="rId71">
-        <w:r>
-          <w:rPr>
-            <w:rtl/>
-            <w:cs/>
-            <w:lang w:val="ar_AE" w:bidi="ar_AE"/>
-          </w:rPr>
-          <w:rPr>
-            <w:color w:val="0000EE"/>
-            <w:u w:val="single"/>
-          </w:rPr>
-          <w:t>عاموس 5: 18، 20</w:t>
-        </w:r>
-      </w:hyperlink>
+      <w:r>
+        <w:rPr>
+          <w:rtl/>
+          <w:cs/>
+          <w:lang w:val="ar_AE" w:bidi="ar_AE"/>
+        </w:rPr>
+        <w:t>عاموس 5: 18، 20</w:t>
+      </w:r>
       <w:r>
         <w:rPr>
           <w:rtl/>
@@ -1868,20 +1508,14 @@
         </w:rPr>
         <w:t xml:space="preserve">؛ </w:t>
       </w:r>
-      <w:hyperlink r:id="rId72">
-        <w:r>
-          <w:rPr>
-            <w:rtl/>
-            <w:cs/>
-            <w:lang w:val="ar_AE" w:bidi="ar_AE"/>
-          </w:rPr>
-          <w:rPr>
-            <w:color w:val="0000EE"/>
-            <w:u w:val="single"/>
-          </w:rPr>
-          <w:t>صفنيا 1: 15</w:t>
-        </w:r>
-      </w:hyperlink>
+      <w:r>
+        <w:rPr>
+          <w:rtl/>
+          <w:cs/>
+          <w:lang w:val="ar_AE" w:bidi="ar_AE"/>
+        </w:rPr>
+        <w:t>صفنيا 1: 15</w:t>
+      </w:r>
       <w:r>
         <w:rPr>
           <w:rtl/>
@@ -1890,20 +1524,14 @@
         </w:rPr>
         <w:t>). يربط العهد الجديد أيضًا الظلمة والدينونة فيما يتعلق بالمجيء الثاني للمسيح (</w:t>
       </w:r>
-      <w:hyperlink r:id="rId73">
-        <w:r>
-          <w:rPr>
-            <w:rtl/>
-            <w:cs/>
-            <w:lang w:val="ar_AE" w:bidi="ar_AE"/>
-          </w:rPr>
-          <w:rPr>
-            <w:color w:val="0000EE"/>
-            <w:u w:val="single"/>
-          </w:rPr>
-          <w:t>متى 8: 12</w:t>
-        </w:r>
-      </w:hyperlink>
+      <w:r>
+        <w:rPr>
+          <w:rtl/>
+          <w:cs/>
+          <w:lang w:val="ar_AE" w:bidi="ar_AE"/>
+        </w:rPr>
+        <w:t>متى 8: 12</w:t>
+      </w:r>
       <w:r>
         <w:rPr>
           <w:rtl/>
@@ -1912,20 +1540,14 @@
         </w:rPr>
         <w:t xml:space="preserve">؛ </w:t>
       </w:r>
-      <w:hyperlink r:id="rId74">
-        <w:r>
-          <w:rPr>
-            <w:rtl/>
-            <w:cs/>
-            <w:lang w:val="ar_AE" w:bidi="ar_AE"/>
-          </w:rPr>
-          <w:rPr>
-            <w:color w:val="0000EE"/>
-            <w:u w:val="single"/>
-          </w:rPr>
-          <w:t>22: 13</w:t>
-        </w:r>
-      </w:hyperlink>
+      <w:r>
+        <w:rPr>
+          <w:rtl/>
+          <w:cs/>
+          <w:lang w:val="ar_AE" w:bidi="ar_AE"/>
+        </w:rPr>
+        <w:t>22: 13</w:t>
+      </w:r>
       <w:r>
         <w:rPr>
           <w:rtl/>
@@ -1934,20 +1556,14 @@
         </w:rPr>
         <w:t xml:space="preserve">؛ </w:t>
       </w:r>
-      <w:hyperlink r:id="rId75">
-        <w:r>
-          <w:rPr>
-            <w:rtl/>
-            <w:cs/>
-            <w:lang w:val="ar_AE" w:bidi="ar_AE"/>
-          </w:rPr>
-          <w:rPr>
-            <w:color w:val="0000EE"/>
-            <w:u w:val="single"/>
-          </w:rPr>
-          <w:t>25: 30</w:t>
-        </w:r>
-      </w:hyperlink>
+      <w:r>
+        <w:rPr>
+          <w:rtl/>
+          <w:cs/>
+          <w:lang w:val="ar_AE" w:bidi="ar_AE"/>
+        </w:rPr>
+        <w:t>25: 30</w:t>
+      </w:r>
       <w:r>
         <w:rPr>
           <w:rtl/>
@@ -1956,20 +1572,14 @@
         </w:rPr>
         <w:t xml:space="preserve">؛ </w:t>
       </w:r>
-      <w:hyperlink r:id="rId76">
-        <w:r>
-          <w:rPr>
-            <w:rtl/>
-            <w:cs/>
-            <w:lang w:val="ar_AE" w:bidi="ar_AE"/>
-          </w:rPr>
-          <w:rPr>
-            <w:color w:val="0000EE"/>
-            <w:u w:val="single"/>
-          </w:rPr>
-          <w:t>2 بطرس 2: 17</w:t>
-        </w:r>
-      </w:hyperlink>
+      <w:r>
+        <w:rPr>
+          <w:rtl/>
+          <w:cs/>
+          <w:lang w:val="ar_AE" w:bidi="ar_AE"/>
+        </w:rPr>
+        <w:t>2 بطرس 2: 17</w:t>
+      </w:r>
       <w:r>
         <w:rPr>
           <w:rtl/>
@@ -1978,20 +1588,14 @@
         </w:rPr>
         <w:t xml:space="preserve">؛ </w:t>
       </w:r>
-      <w:hyperlink r:id="rId77">
-        <w:r>
-          <w:rPr>
-            <w:rtl/>
-            <w:cs/>
-            <w:lang w:val="ar_AE" w:bidi="ar_AE"/>
-          </w:rPr>
-          <w:rPr>
-            <w:color w:val="0000EE"/>
-            <w:u w:val="single"/>
-          </w:rPr>
-          <w:t>يهوذا 1: 6، 13</w:t>
-        </w:r>
-      </w:hyperlink>
+      <w:r>
+        <w:rPr>
+          <w:rtl/>
+          <w:cs/>
+          <w:lang w:val="ar_AE" w:bidi="ar_AE"/>
+        </w:rPr>
+        <w:t>يهوذا 1: 6، 13</w:t>
+      </w:r>
       <w:r>
         <w:rPr>
           <w:rtl/>
@@ -2000,20 +1604,14 @@
         </w:rPr>
         <w:t>). يُقال إن الذين يعرفون الله يخرجون من الظلمة (</w:t>
       </w:r>
-      <w:hyperlink r:id="rId78">
-        <w:r>
-          <w:rPr>
-            <w:rtl/>
-            <w:cs/>
-            <w:lang w:val="ar_AE" w:bidi="ar_AE"/>
-          </w:rPr>
-          <w:rPr>
-            <w:color w:val="0000EE"/>
-            <w:u w:val="single"/>
-          </w:rPr>
-          <w:t>إشعياء 9: 2</w:t>
-        </w:r>
-      </w:hyperlink>
+      <w:r>
+        <w:rPr>
+          <w:rtl/>
+          <w:cs/>
+          <w:lang w:val="ar_AE" w:bidi="ar_AE"/>
+        </w:rPr>
+        <w:t>إشعياء 9: 2</w:t>
+      </w:r>
       <w:r>
         <w:rPr>
           <w:rtl/>
@@ -2022,20 +1620,14 @@
         </w:rPr>
         <w:t xml:space="preserve">؛ </w:t>
       </w:r>
-      <w:hyperlink r:id="rId79">
-        <w:r>
-          <w:rPr>
-            <w:rtl/>
-            <w:cs/>
-            <w:lang w:val="ar_AE" w:bidi="ar_AE"/>
-          </w:rPr>
-          <w:rPr>
-            <w:color w:val="0000EE"/>
-            <w:u w:val="single"/>
-          </w:rPr>
-          <w:t>29: 18</w:t>
-        </w:r>
-      </w:hyperlink>
+      <w:r>
+        <w:rPr>
+          <w:rtl/>
+          <w:cs/>
+          <w:lang w:val="ar_AE" w:bidi="ar_AE"/>
+        </w:rPr>
+        <w:t>29: 18</w:t>
+      </w:r>
       <w:r>
         <w:rPr>
           <w:rtl/>
@@ -2044,20 +1636,14 @@
         </w:rPr>
         <w:t xml:space="preserve">؛ </w:t>
       </w:r>
-      <w:hyperlink r:id="rId80">
-        <w:r>
-          <w:rPr>
-            <w:rtl/>
-            <w:cs/>
-            <w:lang w:val="ar_AE" w:bidi="ar_AE"/>
-          </w:rPr>
-          <w:rPr>
-            <w:color w:val="0000EE"/>
-            <w:u w:val="single"/>
-          </w:rPr>
-          <w:t>42: 7</w:t>
-        </w:r>
-      </w:hyperlink>
+      <w:r>
+        <w:rPr>
+          <w:rtl/>
+          <w:cs/>
+          <w:lang w:val="ar_AE" w:bidi="ar_AE"/>
+        </w:rPr>
+        <w:t>42: 7</w:t>
+      </w:r>
       <w:r>
         <w:rPr>
           <w:rtl/>
@@ -2066,20 +1652,14 @@
         </w:rPr>
         <w:t>)؛ لا يمكن للظلمة أن تكون مكانًا مخفياً عن الله (</w:t>
       </w:r>
-      <w:hyperlink r:id="rId81">
-        <w:r>
-          <w:rPr>
-            <w:rtl/>
-            <w:cs/>
-            <w:lang w:val="ar_AE" w:bidi="ar_AE"/>
-          </w:rPr>
-          <w:rPr>
-            <w:color w:val="0000EE"/>
-            <w:u w:val="single"/>
-          </w:rPr>
-          <w:t>أيوب 34: 22</w:t>
-        </w:r>
-      </w:hyperlink>
+      <w:r>
+        <w:rPr>
+          <w:rtl/>
+          <w:cs/>
+          <w:lang w:val="ar_AE" w:bidi="ar_AE"/>
+        </w:rPr>
+        <w:t>أيوب 34: 22</w:t>
+      </w:r>
       <w:r>
         <w:rPr>
           <w:rtl/>
@@ -2088,20 +1668,14 @@
         </w:rPr>
         <w:t xml:space="preserve">؛ </w:t>
       </w:r>
-      <w:hyperlink r:id="rId82">
-        <w:r>
-          <w:rPr>
-            <w:rtl/>
-            <w:cs/>
-            <w:lang w:val="ar_AE" w:bidi="ar_AE"/>
-          </w:rPr>
-          <w:rPr>
-            <w:color w:val="0000EE"/>
-            <w:u w:val="single"/>
-          </w:rPr>
-          <w:t>مزمور 139: 11–12</w:t>
-        </w:r>
-      </w:hyperlink>
+      <w:r>
+        <w:rPr>
+          <w:rtl/>
+          <w:cs/>
+          <w:lang w:val="ar_AE" w:bidi="ar_AE"/>
+        </w:rPr>
+        <w:t>مزمور 139: 11–12</w:t>
+      </w:r>
       <w:r>
         <w:rPr>
           <w:rtl/>
@@ -2110,20 +1684,14 @@
         </w:rPr>
         <w:t xml:space="preserve">؛ </w:t>
       </w:r>
-      <w:hyperlink r:id="rId83">
-        <w:r>
-          <w:rPr>
-            <w:rtl/>
-            <w:cs/>
-            <w:lang w:val="ar_AE" w:bidi="ar_AE"/>
-          </w:rPr>
-          <w:rPr>
-            <w:color w:val="0000EE"/>
-            <w:u w:val="single"/>
-          </w:rPr>
-          <w:t>إشعياء 29: 15</w:t>
-        </w:r>
-      </w:hyperlink>
+      <w:r>
+        <w:rPr>
+          <w:rtl/>
+          <w:cs/>
+          <w:lang w:val="ar_AE" w:bidi="ar_AE"/>
+        </w:rPr>
+        <w:t>إشعياء 29: 15</w:t>
+      </w:r>
       <w:r>
         <w:rPr>
           <w:rtl/>
@@ -2497,20 +2065,14 @@
         </w:rPr>
         <w:t xml:space="preserve">حيوان سريع يشبه الغزال يوجد في </w:t>
       </w:r>
-      <w:hyperlink r:id="rId84">
-        <w:r>
-          <w:rPr>
-            <w:rtl/>
-            <w:cs/>
-            <w:lang w:val="ar_AE" w:bidi="ar_AE"/>
-          </w:rPr>
-          <w:rPr>
-            <w:color w:val="0000EE"/>
-            <w:u w:val="single"/>
-          </w:rPr>
-          <w:t>تثنية 14:5</w:t>
-        </w:r>
-      </w:hyperlink>
+      <w:r>
+        <w:rPr>
+          <w:rtl/>
+          <w:cs/>
+          <w:lang w:val="ar_AE" w:bidi="ar_AE"/>
+        </w:rPr>
+        <w:t>تثنية 14:5</w:t>
+      </w:r>
       <w:r>
         <w:rPr>
           <w:rtl/>
@@ -2519,20 +2081,14 @@
         </w:rPr>
         <w:t xml:space="preserve"> و</w:t>
       </w:r>
-      <w:hyperlink r:id="rId85">
-        <w:r>
-          <w:rPr>
-            <w:rtl/>
-            <w:cs/>
-            <w:lang w:val="ar_AE" w:bidi="ar_AE"/>
-          </w:rPr>
-          <w:rPr>
-            <w:color w:val="0000EE"/>
-            <w:u w:val="single"/>
-          </w:rPr>
-          <w:t>إشعياء 51:20</w:t>
-        </w:r>
-      </w:hyperlink>
+      <w:r>
+        <w:rPr>
+          <w:rtl/>
+          <w:cs/>
+          <w:lang w:val="ar_AE" w:bidi="ar_AE"/>
+        </w:rPr>
+        <w:t>إشعياء 51:20</w:t>
+      </w:r>
       <w:r>
         <w:rPr>
           <w:rtl/>
@@ -2656,20 +2212,14 @@
         </w:rPr>
         <w:t>واحدٌ من الأبناء السبعة الذين وُلِدوا لشَحْرَايِمَ من امرأته خُودَشَ (</w:t>
       </w:r>
-      <w:hyperlink r:id="rId86">
-        <w:r>
-          <w:rPr>
-            <w:rtl/>
-            <w:cs/>
-            <w:lang w:val="ar_AE" w:bidi="ar_AE"/>
-          </w:rPr>
-          <w:rPr>
-            <w:color w:val="0000EE"/>
-            <w:u w:val="single"/>
-          </w:rPr>
-          <w:t>1أخبار الأيام 8: 9</w:t>
-        </w:r>
-      </w:hyperlink>
+      <w:r>
+        <w:rPr>
+          <w:rtl/>
+          <w:cs/>
+          <w:lang w:val="ar_AE" w:bidi="ar_AE"/>
+        </w:rPr>
+        <w:t>1أخبار الأيام 8: 9</w:t>
+      </w:r>
       <w:r>
         <w:rPr>
           <w:rtl/>
@@ -2828,20 +2378,14 @@
         </w:rPr>
         <w:t>والدة الملك يَهوآش ملِك يَهوذَا، والي كانت من بلدة بئر سبع (</w:t>
       </w:r>
-      <w:hyperlink r:id="rId87">
-        <w:r>
-          <w:rPr>
-            <w:rtl/>
-            <w:cs/>
-            <w:lang w:val="ar_AE" w:bidi="ar_AE"/>
-          </w:rPr>
-          <w:rPr>
-            <w:color w:val="0000EE"/>
-            <w:u w:val="single"/>
-          </w:rPr>
-          <w:t>الملوك الثاني 12:1؛</w:t>
-        </w:r>
-      </w:hyperlink>
+      <w:r>
+        <w:rPr>
+          <w:rtl/>
+          <w:cs/>
+          <w:lang w:val="ar_AE" w:bidi="ar_AE"/>
+        </w:rPr>
+        <w:t>الملوك الثاني 12:1؛</w:t>
+      </w:r>
       <w:r>
         <w:rPr>
           <w:rtl/>
@@ -2850,20 +2394,14 @@
         </w:rPr>
         <w:t xml:space="preserve"> </w:t>
       </w:r>
-      <w:hyperlink r:id="rId88">
-        <w:r>
-          <w:rPr>
-            <w:rtl/>
-            <w:cs/>
-            <w:lang w:val="ar_AE" w:bidi="ar_AE"/>
-          </w:rPr>
-          <w:rPr>
-            <w:color w:val="0000EE"/>
-            <w:u w:val="single"/>
-          </w:rPr>
-          <w:t>أخبار الأيام الثاني 24:1</w:t>
-        </w:r>
-      </w:hyperlink>
+      <w:r>
+        <w:rPr>
+          <w:rtl/>
+          <w:cs/>
+          <w:lang w:val="ar_AE" w:bidi="ar_AE"/>
+        </w:rPr>
+        <w:t>أخبار الأيام الثاني 24:1</w:t>
+      </w:r>
       <w:r>
         <w:rPr>
           <w:rtl/>
@@ -2953,20 +2491,14 @@
         </w:rPr>
         <w:t>أنثى الغزال (</w:t>
       </w:r>
-      <w:hyperlink r:id="rId89">
-        <w:r>
-          <w:rPr>
-            <w:rtl/>
-            <w:cs/>
-            <w:lang w:val="ar_AE" w:bidi="ar_AE"/>
-          </w:rPr>
-          <w:rPr>
-            <w:color w:val="0000EE"/>
-            <w:u w:val="single"/>
-          </w:rPr>
-          <w:t>أمثال 5: 19</w:t>
-        </w:r>
-      </w:hyperlink>
+      <w:r>
+        <w:rPr>
+          <w:rtl/>
+          <w:cs/>
+          <w:lang w:val="ar_AE" w:bidi="ar_AE"/>
+        </w:rPr>
+        <w:t>أمثال 5: 19</w:t>
+      </w:r>
       <w:r>
         <w:rPr>
           <w:rtl/>
@@ -3058,20 +2590,14 @@
         </w:rPr>
         <w:t>إحدى التوابل العطرية المستخدمة في البخور المقدس في خيمة الاجتماع (</w:t>
       </w:r>
-      <w:hyperlink r:id="rId90">
-        <w:r>
-          <w:rPr>
-            <w:rtl/>
-            <w:cs/>
-            <w:lang w:val="ar_AE" w:bidi="ar_AE"/>
-          </w:rPr>
-          <w:rPr>
-            <w:color w:val="0000EE"/>
-            <w:u w:val="single"/>
-          </w:rPr>
-          <w:t>خروج 30:34</w:t>
-        </w:r>
-      </w:hyperlink>
+      <w:r>
+        <w:rPr>
+          <w:rtl/>
+          <w:cs/>
+          <w:lang w:val="ar_AE" w:bidi="ar_AE"/>
+        </w:rPr>
+        <w:t>خروج 30:34</w:t>
+      </w:r>
       <w:r>
         <w:rPr>
           <w:rtl/>
